--- a/spa/docx/28.content.docx
+++ b/spa/docx/28.content.docx
@@ -28,22 +28,6 @@
       </w:r>
     </w:p>
     <w:p>
-      <w:pPr>
-        <w:pStyle w:val="Heading2"/>
-      </w:pPr>
-      <w:r>
-        <w:rPr>
-          <w:lang w:val="es_ES" w:bidi="es_ES"/>
-        </w:rPr>
-        <w:t>License Information</w:t>
-      </w:r>
-      <w:r>
-        <w:rPr>
-          <w:lang w:val="es_ES" w:bidi="es_ES"/>
-        </w:rPr>
-      </w:r>
-    </w:p>
-    <w:p>
       <w:pPr/>
       <w:r>
         <w:rPr>
@@ -61,13 +45,7 @@
         <w:rPr>
           <w:lang w:val="es_ES" w:bidi="es_ES"/>
         </w:rPr>
-        <w:t xml:space="preserve"> (Spanish) is based on</w:t>
-      </w:r>
-      <w:r>
-        <w:rPr>
-          <w:lang w:val="es_ES" w:bidi="es_ES"/>
-        </w:rPr>
-        <w:t xml:space="preserve">: </w:t>
+        <w:t xml:space="preserve"> (Spanish) is based on: </w:t>
       </w:r>
       <w:r>
         <w:rPr>
@@ -188,19 +166,6 @@
       <w:pPr>
         <w:pStyle w:val="Heading2"/>
       </w:pPr>
-      <w:r>
-        <w:rPr>
-          <w:lang w:val="es_ES" w:bidi="es_ES"/>
-        </w:rPr>
-      </w:r>
-    </w:p>
-    <w:p>
-      <w:pPr/>
-      <w:r>
-        <w:rPr>
-          <w:lang w:val="es_ES" w:bidi="es_ES"/>
-        </w:rPr>
-      </w:r>
       <w:r>
         <w:rPr>
           <w:lang w:val="es_ES" w:bidi="es_ES"/>

--- a/spa/docx/28.content.docx
+++ b/spa/docx/28.content.docx
@@ -45,19 +45,7 @@
         <w:rPr>
           <w:lang w:val="es_ES" w:bidi="es_ES"/>
         </w:rPr>
-        <w:t xml:space="preserve"> (Spanish) is based on: </w:t>
-      </w:r>
-      <w:r>
-        <w:rPr>
-          <w:lang w:val="es_ES" w:bidi="es_ES"/>
-        </w:rPr>
-        <w:t>Reina Valera 1909</w:t>
-      </w:r>
-      <w:r>
-        <w:rPr>
-          <w:lang w:val="es_ES" w:bidi="es_ES"/>
-        </w:rPr>
-        <w:t xml:space="preserve">, </w:t>
+        <w:t xml:space="preserve"> © 1909 </w:t>
       </w:r>
       <w:hyperlink r:id="rId13">
         <w:r>
@@ -75,9 +63,9 @@
         <w:rPr>
           <w:lang w:val="es_ES" w:bidi="es_ES"/>
         </w:rPr>
-        <w:t xml:space="preserve">, None, which is licensed under a </w:t>
-      </w:r>
-      <w:hyperlink r:id="rId14">
+        <w:t xml:space="preserve">, licensed under a </w:t>
+      </w:r>
+      <w:hyperlink r:id="rId13">
         <w:r>
           <w:rPr>
             <w:lang w:val="es_ES" w:bidi="es_ES"/>
@@ -94,25 +82,6 @@
           <w:lang w:val="es_ES" w:bidi="es_ES"/>
         </w:rPr>
         <w:t>.</w:t>
-      </w:r>
-      <w:r>
-        <w:rPr>
-          <w:lang w:val="es_ES" w:bidi="es_ES"/>
-        </w:rPr>
-      </w:r>
-    </w:p>
-    <w:p>
-      <w:pPr/>
-      <w:r>
-        <w:rPr>
-          <w:lang w:val="es_ES" w:bidi="es_ES"/>
-        </w:rPr>
-      </w:r>
-      <w:r>
-        <w:rPr>
-          <w:lang w:val="es_ES" w:bidi="es_ES"/>
-        </w:rPr>
-        <w:t>This PDF version is provided under the same license.</w:t>
       </w:r>
       <w:r>
         <w:rPr>
@@ -212,14 +181,6 @@
       </w:pPr>
     </w:p>
     <w:p>
-      <w:pPr/>
-      <w:r>
-        <w:rPr>
-          <w:lang w:val="es_ES" w:bidi="es_ES"/>
-        </w:rPr>
-      </w:r>
-    </w:p>
-    <w:p>
       <w:pPr>
         <w:pStyle w:val="Heading2"/>
       </w:pPr>
@@ -227,7 +188,7 @@
         <w:rPr>
           <w:lang w:val="es_ES" w:bidi="es_ES"/>
         </w:rPr>
-        <w:t>Hosea 1:1</w:t>
+        <w:t>Oseas 1:1</w:t>
       </w:r>
       <w:r>
         <w:rPr>
@@ -255,24 +216,6 @@
         </w:rPr>
         <w:t xml:space="preserve"> PALABRA de Jehová que fué á Oseas hijo de Beeri, en días de Ozías, Joathán, Achâz, y Ezechîas, reyes de Judá, y en días de Jeroboam hijo de Joas, rey de Israel.</w:t>
       </w:r>
-      <w:r>
-        <w:rPr>
-          <w:lang w:val="es_ES" w:bidi="es_ES"/>
-        </w:rPr>
-      </w:r>
-      <w:r>
-        <w:rPr>
-          <w:lang w:val="es_ES" w:bidi="es_ES"/>
-        </w:rPr>
-      </w:r>
-    </w:p>
-    <w:p>
-      <w:pPr/>
-      <w:r>
-        <w:rPr>
-          <w:lang w:val="es_ES" w:bidi="es_ES"/>
-        </w:rPr>
-      </w:r>
     </w:p>
     <w:p>
       <w:pPr/>
@@ -294,24 +237,6 @@
         </w:rPr>
         <w:t xml:space="preserve"> El principio de la palabra de Jehová con Oseas. Y dijo Jehová á Oseas: Ve, tómate una mujer fornicaria, é hijos de fornicaciones: porque la tierra se dará á fornicar apartándose de Jehová.</w:t>
       </w:r>
-      <w:r>
-        <w:rPr>
-          <w:lang w:val="es_ES" w:bidi="es_ES"/>
-        </w:rPr>
-      </w:r>
-      <w:r>
-        <w:rPr>
-          <w:lang w:val="es_ES" w:bidi="es_ES"/>
-        </w:rPr>
-      </w:r>
-    </w:p>
-    <w:p>
-      <w:pPr/>
-      <w:r>
-        <w:rPr>
-          <w:lang w:val="es_ES" w:bidi="es_ES"/>
-        </w:rPr>
-      </w:r>
     </w:p>
     <w:p>
       <w:pPr/>
@@ -333,24 +258,6 @@
         </w:rPr>
         <w:t xml:space="preserve"> Fué pues, y tomó á Gomer hija de Diblaim, la cual concibió y le parió un hijo.</w:t>
       </w:r>
-      <w:r>
-        <w:rPr>
-          <w:lang w:val="es_ES" w:bidi="es_ES"/>
-        </w:rPr>
-      </w:r>
-      <w:r>
-        <w:rPr>
-          <w:lang w:val="es_ES" w:bidi="es_ES"/>
-        </w:rPr>
-      </w:r>
-    </w:p>
-    <w:p>
-      <w:pPr/>
-      <w:r>
-        <w:rPr>
-          <w:lang w:val="es_ES" w:bidi="es_ES"/>
-        </w:rPr>
-      </w:r>
     </w:p>
     <w:p>
       <w:pPr/>
@@ -372,24 +279,6 @@
         </w:rPr>
         <w:t xml:space="preserve"> Y díjole Jehová: Ponle por nombre Jezreel; porque de aquí á poco yo visitaré las sangres de Jezreel sobre la casa de Jehú, y haré cesar el reino de la casa de Israel.</w:t>
       </w:r>
-      <w:r>
-        <w:rPr>
-          <w:lang w:val="es_ES" w:bidi="es_ES"/>
-        </w:rPr>
-      </w:r>
-      <w:r>
-        <w:rPr>
-          <w:lang w:val="es_ES" w:bidi="es_ES"/>
-        </w:rPr>
-      </w:r>
-    </w:p>
-    <w:p>
-      <w:pPr/>
-      <w:r>
-        <w:rPr>
-          <w:lang w:val="es_ES" w:bidi="es_ES"/>
-        </w:rPr>
-      </w:r>
     </w:p>
     <w:p>
       <w:pPr/>
@@ -411,24 +300,6 @@
         </w:rPr>
         <w:t xml:space="preserve"> Y acaecerá que en aquel día quebraré yo el arco de Israel en el valle de Jezreel.</w:t>
       </w:r>
-      <w:r>
-        <w:rPr>
-          <w:lang w:val="es_ES" w:bidi="es_ES"/>
-        </w:rPr>
-      </w:r>
-      <w:r>
-        <w:rPr>
-          <w:lang w:val="es_ES" w:bidi="es_ES"/>
-        </w:rPr>
-      </w:r>
-    </w:p>
-    <w:p>
-      <w:pPr/>
-      <w:r>
-        <w:rPr>
-          <w:lang w:val="es_ES" w:bidi="es_ES"/>
-        </w:rPr>
-      </w:r>
     </w:p>
     <w:p>
       <w:pPr/>
@@ -450,24 +321,6 @@
         </w:rPr>
         <w:t xml:space="preserve"> Y concibió aún, y parió una hija. Y díjole Dios: Ponle por nombre Lo-ruhama: porque no más tendré misericordia de la casa de Israel, sino que los quitaré del todo.</w:t>
       </w:r>
-      <w:r>
-        <w:rPr>
-          <w:lang w:val="es_ES" w:bidi="es_ES"/>
-        </w:rPr>
-      </w:r>
-      <w:r>
-        <w:rPr>
-          <w:lang w:val="es_ES" w:bidi="es_ES"/>
-        </w:rPr>
-      </w:r>
-    </w:p>
-    <w:p>
-      <w:pPr/>
-      <w:r>
-        <w:rPr>
-          <w:lang w:val="es_ES" w:bidi="es_ES"/>
-        </w:rPr>
-      </w:r>
     </w:p>
     <w:p>
       <w:pPr/>
@@ -489,24 +342,6 @@
         </w:rPr>
         <w:t xml:space="preserve"> Mas de la casa de Judá tendré misericordia, y salvarélos en Jehová su Dios: y no los salvaré con arco, ni con espada, ni con batalla, ni con caballos ni caballeros.</w:t>
       </w:r>
-      <w:r>
-        <w:rPr>
-          <w:lang w:val="es_ES" w:bidi="es_ES"/>
-        </w:rPr>
-      </w:r>
-      <w:r>
-        <w:rPr>
-          <w:lang w:val="es_ES" w:bidi="es_ES"/>
-        </w:rPr>
-      </w:r>
-    </w:p>
-    <w:p>
-      <w:pPr/>
-      <w:r>
-        <w:rPr>
-          <w:lang w:val="es_ES" w:bidi="es_ES"/>
-        </w:rPr>
-      </w:r>
     </w:p>
     <w:p>
       <w:pPr/>
@@ -528,24 +363,6 @@
         </w:rPr>
         <w:t xml:space="preserve"> Y después de haber destetado á Lo-ruhama, concibió y parió un hijo.</w:t>
       </w:r>
-      <w:r>
-        <w:rPr>
-          <w:lang w:val="es_ES" w:bidi="es_ES"/>
-        </w:rPr>
-      </w:r>
-      <w:r>
-        <w:rPr>
-          <w:lang w:val="es_ES" w:bidi="es_ES"/>
-        </w:rPr>
-      </w:r>
-    </w:p>
-    <w:p>
-      <w:pPr/>
-      <w:r>
-        <w:rPr>
-          <w:lang w:val="es_ES" w:bidi="es_ES"/>
-        </w:rPr>
-      </w:r>
     </w:p>
     <w:p>
       <w:pPr/>
@@ -567,24 +384,6 @@
         </w:rPr>
         <w:t xml:space="preserve"> Y dijo Dios: Ponle por nombre Lo-ammi: porque vosotros no sois mi pueblo, ni yo seré vuestro Dios.</w:t>
       </w:r>
-      <w:r>
-        <w:rPr>
-          <w:lang w:val="es_ES" w:bidi="es_ES"/>
-        </w:rPr>
-      </w:r>
-      <w:r>
-        <w:rPr>
-          <w:lang w:val="es_ES" w:bidi="es_ES"/>
-        </w:rPr>
-      </w:r>
-    </w:p>
-    <w:p>
-      <w:pPr/>
-      <w:r>
-        <w:rPr>
-          <w:lang w:val="es_ES" w:bidi="es_ES"/>
-        </w:rPr>
-      </w:r>
     </w:p>
     <w:p>
       <w:pPr/>
@@ -606,24 +405,6 @@
         </w:rPr>
         <w:t xml:space="preserve"> Con todo será el número de los hijos de Israel como la arena de la mar, que ni se puede medir ni contar. Y será, que donde se les ha dicho: Vosotros no sois mi pueblo, les será dicho: Sois hijos del Dios viviente.</w:t>
       </w:r>
-      <w:r>
-        <w:rPr>
-          <w:lang w:val="es_ES" w:bidi="es_ES"/>
-        </w:rPr>
-      </w:r>
-      <w:r>
-        <w:rPr>
-          <w:lang w:val="es_ES" w:bidi="es_ES"/>
-        </w:rPr>
-      </w:r>
-    </w:p>
-    <w:p>
-      <w:pPr/>
-      <w:r>
-        <w:rPr>
-          <w:lang w:val="es_ES" w:bidi="es_ES"/>
-        </w:rPr>
-      </w:r>
     </w:p>
     <w:p>
       <w:pPr/>
@@ -645,24 +426,6 @@
         </w:rPr>
         <w:t xml:space="preserve"> Y los hijos de Judá y de Israel serán congregados en uno, y levantarán para sí una cabeza, y subirán de la tierra: porque el día de Jezreel será grande.</w:t>
       </w:r>
-      <w:r>
-        <w:rPr>
-          <w:lang w:val="es_ES" w:bidi="es_ES"/>
-        </w:rPr>
-      </w:r>
-      <w:r>
-        <w:rPr>
-          <w:lang w:val="es_ES" w:bidi="es_ES"/>
-        </w:rPr>
-      </w:r>
-    </w:p>
-    <w:p>
-      <w:pPr/>
-      <w:r>
-        <w:rPr>
-          <w:lang w:val="es_ES" w:bidi="es_ES"/>
-        </w:rPr>
-      </w:r>
     </w:p>
     <w:p>
       <w:pPr>
@@ -672,7 +435,7 @@
         <w:rPr>
           <w:lang w:val="es_ES" w:bidi="es_ES"/>
         </w:rPr>
-        <w:t>Hosea 2:1</w:t>
+        <w:t>Oseas 2:1</w:t>
       </w:r>
       <w:r>
         <w:rPr>
@@ -700,24 +463,6 @@
         </w:rPr>
         <w:t xml:space="preserve"> DECID á vuestros hermanos, Ammi, y á vuestras hermanas, Ruhama:</w:t>
       </w:r>
-      <w:r>
-        <w:rPr>
-          <w:lang w:val="es_ES" w:bidi="es_ES"/>
-        </w:rPr>
-      </w:r>
-      <w:r>
-        <w:rPr>
-          <w:lang w:val="es_ES" w:bidi="es_ES"/>
-        </w:rPr>
-      </w:r>
-    </w:p>
-    <w:p>
-      <w:pPr/>
-      <w:r>
-        <w:rPr>
-          <w:lang w:val="es_ES" w:bidi="es_ES"/>
-        </w:rPr>
-      </w:r>
     </w:p>
     <w:p>
       <w:pPr/>
@@ -739,24 +484,6 @@
         </w:rPr>
         <w:t xml:space="preserve"> Pleitead con vuestra madre, pleitead; porque ella no es mi mujer, ni yo su marido; quite pues sus fornicaciones de su rostro, y sus adulterios de entre sus pechos;</w:t>
       </w:r>
-      <w:r>
-        <w:rPr>
-          <w:lang w:val="es_ES" w:bidi="es_ES"/>
-        </w:rPr>
-      </w:r>
-      <w:r>
-        <w:rPr>
-          <w:lang w:val="es_ES" w:bidi="es_ES"/>
-        </w:rPr>
-      </w:r>
-    </w:p>
-    <w:p>
-      <w:pPr/>
-      <w:r>
-        <w:rPr>
-          <w:lang w:val="es_ES" w:bidi="es_ES"/>
-        </w:rPr>
-      </w:r>
     </w:p>
     <w:p>
       <w:pPr/>
@@ -778,24 +505,6 @@
         </w:rPr>
         <w:t xml:space="preserve"> No sea que yo la despoje desnuda, y la haga tornar como el día en que nació, y la ponga como un desierto, y la deje como tierra seca, y la mate de sed.</w:t>
       </w:r>
-      <w:r>
-        <w:rPr>
-          <w:lang w:val="es_ES" w:bidi="es_ES"/>
-        </w:rPr>
-      </w:r>
-      <w:r>
-        <w:rPr>
-          <w:lang w:val="es_ES" w:bidi="es_ES"/>
-        </w:rPr>
-      </w:r>
-    </w:p>
-    <w:p>
-      <w:pPr/>
-      <w:r>
-        <w:rPr>
-          <w:lang w:val="es_ES" w:bidi="es_ES"/>
-        </w:rPr>
-      </w:r>
     </w:p>
     <w:p>
       <w:pPr/>
@@ -817,24 +526,6 @@
         </w:rPr>
         <w:t xml:space="preserve"> Ni tendré misericordia de sus hijos: porque son hijos de fornicaciones.</w:t>
       </w:r>
-      <w:r>
-        <w:rPr>
-          <w:lang w:val="es_ES" w:bidi="es_ES"/>
-        </w:rPr>
-      </w:r>
-      <w:r>
-        <w:rPr>
-          <w:lang w:val="es_ES" w:bidi="es_ES"/>
-        </w:rPr>
-      </w:r>
-    </w:p>
-    <w:p>
-      <w:pPr/>
-      <w:r>
-        <w:rPr>
-          <w:lang w:val="es_ES" w:bidi="es_ES"/>
-        </w:rPr>
-      </w:r>
     </w:p>
     <w:p>
       <w:pPr/>
@@ -856,24 +547,6 @@
         </w:rPr>
         <w:t xml:space="preserve"> Porque su madre fornicó; la que los engendró fué avergonzada; porque dijo: Iré tras mis amantes, que me dan mi pan y mi agua, mi lana y mi lino, mi aceite y mi bebida.</w:t>
       </w:r>
-      <w:r>
-        <w:rPr>
-          <w:lang w:val="es_ES" w:bidi="es_ES"/>
-        </w:rPr>
-      </w:r>
-      <w:r>
-        <w:rPr>
-          <w:lang w:val="es_ES" w:bidi="es_ES"/>
-        </w:rPr>
-      </w:r>
-    </w:p>
-    <w:p>
-      <w:pPr/>
-      <w:r>
-        <w:rPr>
-          <w:lang w:val="es_ES" w:bidi="es_ES"/>
-        </w:rPr>
-      </w:r>
     </w:p>
     <w:p>
       <w:pPr/>
@@ -895,24 +568,6 @@
         </w:rPr>
         <w:t xml:space="preserve"> Por tanto, he aquí yo cerco tu camino con espinas, y la cercaré con seto, y no hallará sus caminos.</w:t>
       </w:r>
-      <w:r>
-        <w:rPr>
-          <w:lang w:val="es_ES" w:bidi="es_ES"/>
-        </w:rPr>
-      </w:r>
-      <w:r>
-        <w:rPr>
-          <w:lang w:val="es_ES" w:bidi="es_ES"/>
-        </w:rPr>
-      </w:r>
-    </w:p>
-    <w:p>
-      <w:pPr/>
-      <w:r>
-        <w:rPr>
-          <w:lang w:val="es_ES" w:bidi="es_ES"/>
-        </w:rPr>
-      </w:r>
     </w:p>
     <w:p>
       <w:pPr/>
@@ -934,24 +589,6 @@
         </w:rPr>
         <w:t xml:space="preserve"> Y seguirá sus amantes, y no los alcanzará; buscarálos, y no los hallará. Entonces dirá: Iré, y volveréme á mi primer marido; porque mejor me iba entonces que ahora.</w:t>
       </w:r>
-      <w:r>
-        <w:rPr>
-          <w:lang w:val="es_ES" w:bidi="es_ES"/>
-        </w:rPr>
-      </w:r>
-      <w:r>
-        <w:rPr>
-          <w:lang w:val="es_ES" w:bidi="es_ES"/>
-        </w:rPr>
-      </w:r>
-    </w:p>
-    <w:p>
-      <w:pPr/>
-      <w:r>
-        <w:rPr>
-          <w:lang w:val="es_ES" w:bidi="es_ES"/>
-        </w:rPr>
-      </w:r>
     </w:p>
     <w:p>
       <w:pPr/>
@@ -973,24 +610,6 @@
         </w:rPr>
         <w:t xml:space="preserve"> Y ella no reconoció que yo le daba el trigo, y el vino, y el aceite, y que les multipliqué la plata y el oro con que hicieron á Baal.</w:t>
       </w:r>
-      <w:r>
-        <w:rPr>
-          <w:lang w:val="es_ES" w:bidi="es_ES"/>
-        </w:rPr>
-      </w:r>
-      <w:r>
-        <w:rPr>
-          <w:lang w:val="es_ES" w:bidi="es_ES"/>
-        </w:rPr>
-      </w:r>
-    </w:p>
-    <w:p>
-      <w:pPr/>
-      <w:r>
-        <w:rPr>
-          <w:lang w:val="es_ES" w:bidi="es_ES"/>
-        </w:rPr>
-      </w:r>
     </w:p>
     <w:p>
       <w:pPr/>
@@ -1012,24 +631,6 @@
         </w:rPr>
         <w:t xml:space="preserve"> Por tanto yo tornaré, y tomaré mi trigo á su tiempo, y mi vino á su sazón, y quitaré mi lana y mi lino que había dado para cubrir su desnudez.</w:t>
       </w:r>
-      <w:r>
-        <w:rPr>
-          <w:lang w:val="es_ES" w:bidi="es_ES"/>
-        </w:rPr>
-      </w:r>
-      <w:r>
-        <w:rPr>
-          <w:lang w:val="es_ES" w:bidi="es_ES"/>
-        </w:rPr>
-      </w:r>
-    </w:p>
-    <w:p>
-      <w:pPr/>
-      <w:r>
-        <w:rPr>
-          <w:lang w:val="es_ES" w:bidi="es_ES"/>
-        </w:rPr>
-      </w:r>
     </w:p>
     <w:p>
       <w:pPr/>
@@ -1051,24 +652,6 @@
         </w:rPr>
         <w:t xml:space="preserve"> Y ahora descubriré yo su locura delante de los ojos de sus amantes, y nadie la librará de mi mano.</w:t>
       </w:r>
-      <w:r>
-        <w:rPr>
-          <w:lang w:val="es_ES" w:bidi="es_ES"/>
-        </w:rPr>
-      </w:r>
-      <w:r>
-        <w:rPr>
-          <w:lang w:val="es_ES" w:bidi="es_ES"/>
-        </w:rPr>
-      </w:r>
-    </w:p>
-    <w:p>
-      <w:pPr/>
-      <w:r>
-        <w:rPr>
-          <w:lang w:val="es_ES" w:bidi="es_ES"/>
-        </w:rPr>
-      </w:r>
     </w:p>
     <w:p>
       <w:pPr/>
@@ -1090,24 +673,6 @@
         </w:rPr>
         <w:t xml:space="preserve"> Y haré cesar todo su gozo, sus fiestas, sus nuevas lunas y sus sábados, y todas sus festividades.</w:t>
       </w:r>
-      <w:r>
-        <w:rPr>
-          <w:lang w:val="es_ES" w:bidi="es_ES"/>
-        </w:rPr>
-      </w:r>
-      <w:r>
-        <w:rPr>
-          <w:lang w:val="es_ES" w:bidi="es_ES"/>
-        </w:rPr>
-      </w:r>
-    </w:p>
-    <w:p>
-      <w:pPr/>
-      <w:r>
-        <w:rPr>
-          <w:lang w:val="es_ES" w:bidi="es_ES"/>
-        </w:rPr>
-      </w:r>
     </w:p>
     <w:p>
       <w:pPr/>
@@ -1129,24 +694,6 @@
         </w:rPr>
         <w:t xml:space="preserve"> Y haré talar sus vides y sus higueras, de que ha dicho: Mi salario me son, que me han dado mis amantes. Y reducirélas á un matorral, y las comerán las bestias del campo.</w:t>
       </w:r>
-      <w:r>
-        <w:rPr>
-          <w:lang w:val="es_ES" w:bidi="es_ES"/>
-        </w:rPr>
-      </w:r>
-      <w:r>
-        <w:rPr>
-          <w:lang w:val="es_ES" w:bidi="es_ES"/>
-        </w:rPr>
-      </w:r>
-    </w:p>
-    <w:p>
-      <w:pPr/>
-      <w:r>
-        <w:rPr>
-          <w:lang w:val="es_ES" w:bidi="es_ES"/>
-        </w:rPr>
-      </w:r>
     </w:p>
     <w:p>
       <w:pPr/>
@@ -1168,24 +715,6 @@
         </w:rPr>
         <w:t xml:space="preserve"> Y visitaré sobre ella los tiempos de los Baales, á los cuales incensaba, y adornábase de sus zarcillos y de sus joyeles, é íbase tras sus amantes olvidada de mí, dice Jehová.</w:t>
       </w:r>
-      <w:r>
-        <w:rPr>
-          <w:lang w:val="es_ES" w:bidi="es_ES"/>
-        </w:rPr>
-      </w:r>
-      <w:r>
-        <w:rPr>
-          <w:lang w:val="es_ES" w:bidi="es_ES"/>
-        </w:rPr>
-      </w:r>
-    </w:p>
-    <w:p>
-      <w:pPr/>
-      <w:r>
-        <w:rPr>
-          <w:lang w:val="es_ES" w:bidi="es_ES"/>
-        </w:rPr>
-      </w:r>
     </w:p>
     <w:p>
       <w:pPr/>
@@ -1207,24 +736,6 @@
         </w:rPr>
         <w:t xml:space="preserve"> Empero he aquí, yo la induciré, y la llevaré al desierto, y hablaré á su corazón.</w:t>
       </w:r>
-      <w:r>
-        <w:rPr>
-          <w:lang w:val="es_ES" w:bidi="es_ES"/>
-        </w:rPr>
-      </w:r>
-      <w:r>
-        <w:rPr>
-          <w:lang w:val="es_ES" w:bidi="es_ES"/>
-        </w:rPr>
-      </w:r>
-    </w:p>
-    <w:p>
-      <w:pPr/>
-      <w:r>
-        <w:rPr>
-          <w:lang w:val="es_ES" w:bidi="es_ES"/>
-        </w:rPr>
-      </w:r>
     </w:p>
     <w:p>
       <w:pPr/>
@@ -1246,24 +757,6 @@
         </w:rPr>
         <w:t xml:space="preserve"> Y daréle sus viñas desde allí, y el valle de Achôr por puerta de esperanza; y allí cantará como en los tiempos de su juventud, y como en el día de su subida de la tierra de Egipto.</w:t>
       </w:r>
-      <w:r>
-        <w:rPr>
-          <w:lang w:val="es_ES" w:bidi="es_ES"/>
-        </w:rPr>
-      </w:r>
-      <w:r>
-        <w:rPr>
-          <w:lang w:val="es_ES" w:bidi="es_ES"/>
-        </w:rPr>
-      </w:r>
-    </w:p>
-    <w:p>
-      <w:pPr/>
-      <w:r>
-        <w:rPr>
-          <w:lang w:val="es_ES" w:bidi="es_ES"/>
-        </w:rPr>
-      </w:r>
     </w:p>
     <w:p>
       <w:pPr/>
@@ -1285,24 +778,6 @@
         </w:rPr>
         <w:t xml:space="preserve"> Y será que en aquel tiempo, dice Jehová, me llamarás Marido mío, y nunca más me llamarás Baali.</w:t>
       </w:r>
-      <w:r>
-        <w:rPr>
-          <w:lang w:val="es_ES" w:bidi="es_ES"/>
-        </w:rPr>
-      </w:r>
-      <w:r>
-        <w:rPr>
-          <w:lang w:val="es_ES" w:bidi="es_ES"/>
-        </w:rPr>
-      </w:r>
-    </w:p>
-    <w:p>
-      <w:pPr/>
-      <w:r>
-        <w:rPr>
-          <w:lang w:val="es_ES" w:bidi="es_ES"/>
-        </w:rPr>
-      </w:r>
     </w:p>
     <w:p>
       <w:pPr/>
@@ -1324,24 +799,6 @@
         </w:rPr>
         <w:t xml:space="preserve"> Porque quitaré de su boca los nombres de los Baales, y nunca más serán mentados por sus nombres.</w:t>
       </w:r>
-      <w:r>
-        <w:rPr>
-          <w:lang w:val="es_ES" w:bidi="es_ES"/>
-        </w:rPr>
-      </w:r>
-      <w:r>
-        <w:rPr>
-          <w:lang w:val="es_ES" w:bidi="es_ES"/>
-        </w:rPr>
-      </w:r>
-    </w:p>
-    <w:p>
-      <w:pPr/>
-      <w:r>
-        <w:rPr>
-          <w:lang w:val="es_ES" w:bidi="es_ES"/>
-        </w:rPr>
-      </w:r>
     </w:p>
     <w:p>
       <w:pPr/>
@@ -1363,24 +820,6 @@
         </w:rPr>
         <w:t xml:space="preserve"> Y haré por ellos concierto en aquel tiempo con las bestias del campo, y con las aves del cielo, y con las serpientes de la tierra: y quebraré arco, y espada, y batalla de la tierra, y harélos dormir seguros.</w:t>
       </w:r>
-      <w:r>
-        <w:rPr>
-          <w:lang w:val="es_ES" w:bidi="es_ES"/>
-        </w:rPr>
-      </w:r>
-      <w:r>
-        <w:rPr>
-          <w:lang w:val="es_ES" w:bidi="es_ES"/>
-        </w:rPr>
-      </w:r>
-    </w:p>
-    <w:p>
-      <w:pPr/>
-      <w:r>
-        <w:rPr>
-          <w:lang w:val="es_ES" w:bidi="es_ES"/>
-        </w:rPr>
-      </w:r>
     </w:p>
     <w:p>
       <w:pPr/>
@@ -1402,24 +841,6 @@
         </w:rPr>
         <w:t xml:space="preserve"> Y te desposaré conmigo para siempre; desposarte he conmigo en justicia, y juicio, y misericordia, y miseraciones.</w:t>
       </w:r>
-      <w:r>
-        <w:rPr>
-          <w:lang w:val="es_ES" w:bidi="es_ES"/>
-        </w:rPr>
-      </w:r>
-      <w:r>
-        <w:rPr>
-          <w:lang w:val="es_ES" w:bidi="es_ES"/>
-        </w:rPr>
-      </w:r>
-    </w:p>
-    <w:p>
-      <w:pPr/>
-      <w:r>
-        <w:rPr>
-          <w:lang w:val="es_ES" w:bidi="es_ES"/>
-        </w:rPr>
-      </w:r>
     </w:p>
     <w:p>
       <w:pPr/>
@@ -1441,24 +862,6 @@
         </w:rPr>
         <w:t xml:space="preserve"> Y te desposaré conmigo en fe, y conocerás á Jehová.</w:t>
       </w:r>
-      <w:r>
-        <w:rPr>
-          <w:lang w:val="es_ES" w:bidi="es_ES"/>
-        </w:rPr>
-      </w:r>
-      <w:r>
-        <w:rPr>
-          <w:lang w:val="es_ES" w:bidi="es_ES"/>
-        </w:rPr>
-      </w:r>
-    </w:p>
-    <w:p>
-      <w:pPr/>
-      <w:r>
-        <w:rPr>
-          <w:lang w:val="es_ES" w:bidi="es_ES"/>
-        </w:rPr>
-      </w:r>
     </w:p>
     <w:p>
       <w:pPr/>
@@ -1480,24 +883,6 @@
         </w:rPr>
         <w:t xml:space="preserve"> Y será que en aquel tiempo responderé, dice Jehová, yo responderé á los cielos, y ellos responderán á la tierra;</w:t>
       </w:r>
-      <w:r>
-        <w:rPr>
-          <w:lang w:val="es_ES" w:bidi="es_ES"/>
-        </w:rPr>
-      </w:r>
-      <w:r>
-        <w:rPr>
-          <w:lang w:val="es_ES" w:bidi="es_ES"/>
-        </w:rPr>
-      </w:r>
-    </w:p>
-    <w:p>
-      <w:pPr/>
-      <w:r>
-        <w:rPr>
-          <w:lang w:val="es_ES" w:bidi="es_ES"/>
-        </w:rPr>
-      </w:r>
     </w:p>
     <w:p>
       <w:pPr/>
@@ -1519,24 +904,6 @@
         </w:rPr>
         <w:t xml:space="preserve"> Y la tierra responderá al trigo, y al vino, y al aceite, y ellos responderán á Jezreel.</w:t>
       </w:r>
-      <w:r>
-        <w:rPr>
-          <w:lang w:val="es_ES" w:bidi="es_ES"/>
-        </w:rPr>
-      </w:r>
-      <w:r>
-        <w:rPr>
-          <w:lang w:val="es_ES" w:bidi="es_ES"/>
-        </w:rPr>
-      </w:r>
-    </w:p>
-    <w:p>
-      <w:pPr/>
-      <w:r>
-        <w:rPr>
-          <w:lang w:val="es_ES" w:bidi="es_ES"/>
-        </w:rPr>
-      </w:r>
     </w:p>
     <w:p>
       <w:pPr/>
@@ -1558,24 +925,6 @@
         </w:rPr>
         <w:t xml:space="preserve"> Y sembraréla para mí en la tierra, y tendré misericordia de Lo-ruhama: y diré á Lo-ammi: Pueblo mío tú; y él dirá: Dios mío.</w:t>
       </w:r>
-      <w:r>
-        <w:rPr>
-          <w:lang w:val="es_ES" w:bidi="es_ES"/>
-        </w:rPr>
-      </w:r>
-      <w:r>
-        <w:rPr>
-          <w:lang w:val="es_ES" w:bidi="es_ES"/>
-        </w:rPr>
-      </w:r>
-    </w:p>
-    <w:p>
-      <w:pPr/>
-      <w:r>
-        <w:rPr>
-          <w:lang w:val="es_ES" w:bidi="es_ES"/>
-        </w:rPr>
-      </w:r>
     </w:p>
     <w:p>
       <w:pPr>
@@ -1585,7 +934,7 @@
         <w:rPr>
           <w:lang w:val="es_ES" w:bidi="es_ES"/>
         </w:rPr>
-        <w:t>Hosea 3:1</w:t>
+        <w:t>Oseas 3:1</w:t>
       </w:r>
       <w:r>
         <w:rPr>
@@ -1613,24 +962,6 @@
         </w:rPr>
         <w:t xml:space="preserve"> Y DÍJOME otra vez Jehová: Ve, ama una mujer amada de su compañero, aunque adúltera, como el amor de Jehová para con los hijos de Israel; los cuales miran á dioses ajenos, y aman frascos de vino.</w:t>
       </w:r>
-      <w:r>
-        <w:rPr>
-          <w:lang w:val="es_ES" w:bidi="es_ES"/>
-        </w:rPr>
-      </w:r>
-      <w:r>
-        <w:rPr>
-          <w:lang w:val="es_ES" w:bidi="es_ES"/>
-        </w:rPr>
-      </w:r>
-    </w:p>
-    <w:p>
-      <w:pPr/>
-      <w:r>
-        <w:rPr>
-          <w:lang w:val="es_ES" w:bidi="es_ES"/>
-        </w:rPr>
-      </w:r>
     </w:p>
     <w:p>
       <w:pPr/>
@@ -1652,24 +983,6 @@
         </w:rPr>
         <w:t xml:space="preserve"> Compréla entonces para mí por quince dineros de plata, y un homer y medio de cebada;</w:t>
       </w:r>
-      <w:r>
-        <w:rPr>
-          <w:lang w:val="es_ES" w:bidi="es_ES"/>
-        </w:rPr>
-      </w:r>
-      <w:r>
-        <w:rPr>
-          <w:lang w:val="es_ES" w:bidi="es_ES"/>
-        </w:rPr>
-      </w:r>
-    </w:p>
-    <w:p>
-      <w:pPr/>
-      <w:r>
-        <w:rPr>
-          <w:lang w:val="es_ES" w:bidi="es_ES"/>
-        </w:rPr>
-      </w:r>
     </w:p>
     <w:p>
       <w:pPr/>
@@ -1691,24 +1004,6 @@
         </w:rPr>
         <w:t xml:space="preserve"> Y díjele: Tú estarás por mía muchos días: no fornicarás, ni tomarás otro varón; ni tampoco yo vendré á ti.</w:t>
       </w:r>
-      <w:r>
-        <w:rPr>
-          <w:lang w:val="es_ES" w:bidi="es_ES"/>
-        </w:rPr>
-      </w:r>
-      <w:r>
-        <w:rPr>
-          <w:lang w:val="es_ES" w:bidi="es_ES"/>
-        </w:rPr>
-      </w:r>
-    </w:p>
-    <w:p>
-      <w:pPr/>
-      <w:r>
-        <w:rPr>
-          <w:lang w:val="es_ES" w:bidi="es_ES"/>
-        </w:rPr>
-      </w:r>
     </w:p>
     <w:p>
       <w:pPr/>
@@ -1730,24 +1025,6 @@
         </w:rPr>
         <w:t xml:space="preserve"> Porque muchos días estarán los hijos de Israel sin rey, y sin príncipe, y sin sacrificio, y sin estatua, y sin ephod, y sin teraphim.</w:t>
       </w:r>
-      <w:r>
-        <w:rPr>
-          <w:lang w:val="es_ES" w:bidi="es_ES"/>
-        </w:rPr>
-      </w:r>
-      <w:r>
-        <w:rPr>
-          <w:lang w:val="es_ES" w:bidi="es_ES"/>
-        </w:rPr>
-      </w:r>
-    </w:p>
-    <w:p>
-      <w:pPr/>
-      <w:r>
-        <w:rPr>
-          <w:lang w:val="es_ES" w:bidi="es_ES"/>
-        </w:rPr>
-      </w:r>
     </w:p>
     <w:p>
       <w:pPr/>
@@ -1769,24 +1046,6 @@
         </w:rPr>
         <w:t xml:space="preserve"> Después volverán los hijos de Israel, y buscarán á Jehová su Dios, y á David su rey; y temerán á Jehová y á su bondad en el fin de los días.</w:t>
       </w:r>
-      <w:r>
-        <w:rPr>
-          <w:lang w:val="es_ES" w:bidi="es_ES"/>
-        </w:rPr>
-      </w:r>
-      <w:r>
-        <w:rPr>
-          <w:lang w:val="es_ES" w:bidi="es_ES"/>
-        </w:rPr>
-      </w:r>
-    </w:p>
-    <w:p>
-      <w:pPr/>
-      <w:r>
-        <w:rPr>
-          <w:lang w:val="es_ES" w:bidi="es_ES"/>
-        </w:rPr>
-      </w:r>
     </w:p>
     <w:p>
       <w:pPr>
@@ -1796,7 +1055,7 @@
         <w:rPr>
           <w:lang w:val="es_ES" w:bidi="es_ES"/>
         </w:rPr>
-        <w:t>Hosea 4:1</w:t>
+        <w:t>Oseas 4:1</w:t>
       </w:r>
       <w:r>
         <w:rPr>
@@ -1824,24 +1083,6 @@
         </w:rPr>
         <w:t xml:space="preserve"> OID palabra de Jehová, hijos de Israel, porque Jehová pleitea con los moradores de la tierra; porque no hay verdad, ni misericordia, ni conocimiento de Dios en la tierra.</w:t>
       </w:r>
-      <w:r>
-        <w:rPr>
-          <w:lang w:val="es_ES" w:bidi="es_ES"/>
-        </w:rPr>
-      </w:r>
-      <w:r>
-        <w:rPr>
-          <w:lang w:val="es_ES" w:bidi="es_ES"/>
-        </w:rPr>
-      </w:r>
-    </w:p>
-    <w:p>
-      <w:pPr/>
-      <w:r>
-        <w:rPr>
-          <w:lang w:val="es_ES" w:bidi="es_ES"/>
-        </w:rPr>
-      </w:r>
     </w:p>
     <w:p>
       <w:pPr/>
@@ -1863,24 +1104,6 @@
         </w:rPr>
         <w:t xml:space="preserve"> Perjurar, y mentir, y matar, y hurtar y adulterar prevalecieron, y sangres se tocaron con sangres.</w:t>
       </w:r>
-      <w:r>
-        <w:rPr>
-          <w:lang w:val="es_ES" w:bidi="es_ES"/>
-        </w:rPr>
-      </w:r>
-      <w:r>
-        <w:rPr>
-          <w:lang w:val="es_ES" w:bidi="es_ES"/>
-        </w:rPr>
-      </w:r>
-    </w:p>
-    <w:p>
-      <w:pPr/>
-      <w:r>
-        <w:rPr>
-          <w:lang w:val="es_ES" w:bidi="es_ES"/>
-        </w:rPr>
-      </w:r>
     </w:p>
     <w:p>
       <w:pPr/>
@@ -1902,24 +1125,6 @@
         </w:rPr>
         <w:t xml:space="preserve"> Por lo cual, se enlutará la tierra, y extenuaráse todo morador de ella, con las bestias del campo, y las aves del cielo: y aun los peces de la mar fallecerán.</w:t>
       </w:r>
-      <w:r>
-        <w:rPr>
-          <w:lang w:val="es_ES" w:bidi="es_ES"/>
-        </w:rPr>
-      </w:r>
-      <w:r>
-        <w:rPr>
-          <w:lang w:val="es_ES" w:bidi="es_ES"/>
-        </w:rPr>
-      </w:r>
-    </w:p>
-    <w:p>
-      <w:pPr/>
-      <w:r>
-        <w:rPr>
-          <w:lang w:val="es_ES" w:bidi="es_ES"/>
-        </w:rPr>
-      </w:r>
     </w:p>
     <w:p>
       <w:pPr/>
@@ -1941,24 +1146,6 @@
         </w:rPr>
         <w:t xml:space="preserve"> Ciertamente hombre no contienda ni reprenda á hombre, porque tu pueblo es como los que resisten al sacerdote.</w:t>
       </w:r>
-      <w:r>
-        <w:rPr>
-          <w:lang w:val="es_ES" w:bidi="es_ES"/>
-        </w:rPr>
-      </w:r>
-      <w:r>
-        <w:rPr>
-          <w:lang w:val="es_ES" w:bidi="es_ES"/>
-        </w:rPr>
-      </w:r>
-    </w:p>
-    <w:p>
-      <w:pPr/>
-      <w:r>
-        <w:rPr>
-          <w:lang w:val="es_ES" w:bidi="es_ES"/>
-        </w:rPr>
-      </w:r>
     </w:p>
     <w:p>
       <w:pPr/>
@@ -1980,24 +1167,6 @@
         </w:rPr>
         <w:t xml:space="preserve"> Caerás por tanto en el día, y caerá también contigo el profeta de noche; y á tu madre talaré.</w:t>
       </w:r>
-      <w:r>
-        <w:rPr>
-          <w:lang w:val="es_ES" w:bidi="es_ES"/>
-        </w:rPr>
-      </w:r>
-      <w:r>
-        <w:rPr>
-          <w:lang w:val="es_ES" w:bidi="es_ES"/>
-        </w:rPr>
-      </w:r>
-    </w:p>
-    <w:p>
-      <w:pPr/>
-      <w:r>
-        <w:rPr>
-          <w:lang w:val="es_ES" w:bidi="es_ES"/>
-        </w:rPr>
-      </w:r>
     </w:p>
     <w:p>
       <w:pPr/>
@@ -2019,24 +1188,6 @@
         </w:rPr>
         <w:t xml:space="preserve"> Mi pueblo fué talado, porque le faltó sabiduría. Porque tú desechaste la sabiduría, yo te echaré del sacerdocio: y pues que olvidaste la ley de tu Dios, también yo me olvidaré de tus hijos.</w:t>
       </w:r>
-      <w:r>
-        <w:rPr>
-          <w:lang w:val="es_ES" w:bidi="es_ES"/>
-        </w:rPr>
-      </w:r>
-      <w:r>
-        <w:rPr>
-          <w:lang w:val="es_ES" w:bidi="es_ES"/>
-        </w:rPr>
-      </w:r>
-    </w:p>
-    <w:p>
-      <w:pPr/>
-      <w:r>
-        <w:rPr>
-          <w:lang w:val="es_ES" w:bidi="es_ES"/>
-        </w:rPr>
-      </w:r>
     </w:p>
     <w:p>
       <w:pPr/>
@@ -2058,24 +1209,6 @@
         </w:rPr>
         <w:t xml:space="preserve"> Conforme á su grandeza así pecaron contra mí: trocaré su honra en afrenta.</w:t>
       </w:r>
-      <w:r>
-        <w:rPr>
-          <w:lang w:val="es_ES" w:bidi="es_ES"/>
-        </w:rPr>
-      </w:r>
-      <w:r>
-        <w:rPr>
-          <w:lang w:val="es_ES" w:bidi="es_ES"/>
-        </w:rPr>
-      </w:r>
-    </w:p>
-    <w:p>
-      <w:pPr/>
-      <w:r>
-        <w:rPr>
-          <w:lang w:val="es_ES" w:bidi="es_ES"/>
-        </w:rPr>
-      </w:r>
     </w:p>
     <w:p>
       <w:pPr/>
@@ -2097,24 +1230,6 @@
         </w:rPr>
         <w:t xml:space="preserve"> Comen del pecado de mi pueblo, y en su maldad levantan su alma.</w:t>
       </w:r>
-      <w:r>
-        <w:rPr>
-          <w:lang w:val="es_ES" w:bidi="es_ES"/>
-        </w:rPr>
-      </w:r>
-      <w:r>
-        <w:rPr>
-          <w:lang w:val="es_ES" w:bidi="es_ES"/>
-        </w:rPr>
-      </w:r>
-    </w:p>
-    <w:p>
-      <w:pPr/>
-      <w:r>
-        <w:rPr>
-          <w:lang w:val="es_ES" w:bidi="es_ES"/>
-        </w:rPr>
-      </w:r>
     </w:p>
     <w:p>
       <w:pPr/>
@@ -2136,24 +1251,6 @@
         </w:rPr>
         <w:t xml:space="preserve"> Tal será el pueblo como el sacerdote: y visitaré sobre él sus caminos, y pagaréle conforme á sus obras.</w:t>
       </w:r>
-      <w:r>
-        <w:rPr>
-          <w:lang w:val="es_ES" w:bidi="es_ES"/>
-        </w:rPr>
-      </w:r>
-      <w:r>
-        <w:rPr>
-          <w:lang w:val="es_ES" w:bidi="es_ES"/>
-        </w:rPr>
-      </w:r>
-    </w:p>
-    <w:p>
-      <w:pPr/>
-      <w:r>
-        <w:rPr>
-          <w:lang w:val="es_ES" w:bidi="es_ES"/>
-        </w:rPr>
-      </w:r>
     </w:p>
     <w:p>
       <w:pPr/>
@@ -2175,24 +1272,6 @@
         </w:rPr>
         <w:t xml:space="preserve"> Y comerán, mas no se hartarán; fornicarán, mas no se aumentarán: porque dejaron de atender á Jehová.</w:t>
       </w:r>
-      <w:r>
-        <w:rPr>
-          <w:lang w:val="es_ES" w:bidi="es_ES"/>
-        </w:rPr>
-      </w:r>
-      <w:r>
-        <w:rPr>
-          <w:lang w:val="es_ES" w:bidi="es_ES"/>
-        </w:rPr>
-      </w:r>
-    </w:p>
-    <w:p>
-      <w:pPr/>
-      <w:r>
-        <w:rPr>
-          <w:lang w:val="es_ES" w:bidi="es_ES"/>
-        </w:rPr>
-      </w:r>
     </w:p>
     <w:p>
       <w:pPr/>
@@ -2214,24 +1293,6 @@
         </w:rPr>
         <w:t xml:space="preserve"> Fornicación, y vino, y mosto quitan el corazón.</w:t>
       </w:r>
-      <w:r>
-        <w:rPr>
-          <w:lang w:val="es_ES" w:bidi="es_ES"/>
-        </w:rPr>
-      </w:r>
-      <w:r>
-        <w:rPr>
-          <w:lang w:val="es_ES" w:bidi="es_ES"/>
-        </w:rPr>
-      </w:r>
-    </w:p>
-    <w:p>
-      <w:pPr/>
-      <w:r>
-        <w:rPr>
-          <w:lang w:val="es_ES" w:bidi="es_ES"/>
-        </w:rPr>
-      </w:r>
     </w:p>
     <w:p>
       <w:pPr/>
@@ -2253,24 +1314,6 @@
         </w:rPr>
         <w:t xml:space="preserve"> Mi pueblo á su madero pregunta, y su palo le responde: porque espíritu de fornicaciones lo engañó, y fornicaron debajo de sus dioses.</w:t>
       </w:r>
-      <w:r>
-        <w:rPr>
-          <w:lang w:val="es_ES" w:bidi="es_ES"/>
-        </w:rPr>
-      </w:r>
-      <w:r>
-        <w:rPr>
-          <w:lang w:val="es_ES" w:bidi="es_ES"/>
-        </w:rPr>
-      </w:r>
-    </w:p>
-    <w:p>
-      <w:pPr/>
-      <w:r>
-        <w:rPr>
-          <w:lang w:val="es_ES" w:bidi="es_ES"/>
-        </w:rPr>
-      </w:r>
     </w:p>
     <w:p>
       <w:pPr/>
@@ -2292,24 +1335,6 @@
         </w:rPr>
         <w:t xml:space="preserve"> Sobre las cabezas de los montes sacrificaron, é incensaron sobre los collados, debajo de encinas, y álamos, y olmos que tuviesen buena sombra: por tanto, vuestras hijas fornicarán, y adulterarán vuestras nueras.</w:t>
       </w:r>
-      <w:r>
-        <w:rPr>
-          <w:lang w:val="es_ES" w:bidi="es_ES"/>
-        </w:rPr>
-      </w:r>
-      <w:r>
-        <w:rPr>
-          <w:lang w:val="es_ES" w:bidi="es_ES"/>
-        </w:rPr>
-      </w:r>
-    </w:p>
-    <w:p>
-      <w:pPr/>
-      <w:r>
-        <w:rPr>
-          <w:lang w:val="es_ES" w:bidi="es_ES"/>
-        </w:rPr>
-      </w:r>
     </w:p>
     <w:p>
       <w:pPr/>
@@ -2331,24 +1356,6 @@
         </w:rPr>
         <w:t xml:space="preserve"> No visitaré sobre vuestras hijas cuando fornicaren, ni sobre vuestras nueras cuando adulteraren: porque ellos ofrecen con las rameras, y con las malas mujeres sacrifican: por tanto, el pueblo sin entendimiento caerá.</w:t>
       </w:r>
-      <w:r>
-        <w:rPr>
-          <w:lang w:val="es_ES" w:bidi="es_ES"/>
-        </w:rPr>
-      </w:r>
-      <w:r>
-        <w:rPr>
-          <w:lang w:val="es_ES" w:bidi="es_ES"/>
-        </w:rPr>
-      </w:r>
-    </w:p>
-    <w:p>
-      <w:pPr/>
-      <w:r>
-        <w:rPr>
-          <w:lang w:val="es_ES" w:bidi="es_ES"/>
-        </w:rPr>
-      </w:r>
     </w:p>
     <w:p>
       <w:pPr/>
@@ -2370,24 +1377,6 @@
         </w:rPr>
         <w:t xml:space="preserve"> Si fornicares tú, Israel, á lo menos no peque Judá: y no entréis en Gilgal, ni subáis á Beth-aven; ni juréis, Vive Jehová.</w:t>
       </w:r>
-      <w:r>
-        <w:rPr>
-          <w:lang w:val="es_ES" w:bidi="es_ES"/>
-        </w:rPr>
-      </w:r>
-      <w:r>
-        <w:rPr>
-          <w:lang w:val="es_ES" w:bidi="es_ES"/>
-        </w:rPr>
-      </w:r>
-    </w:p>
-    <w:p>
-      <w:pPr/>
-      <w:r>
-        <w:rPr>
-          <w:lang w:val="es_ES" w:bidi="es_ES"/>
-        </w:rPr>
-      </w:r>
     </w:p>
     <w:p>
       <w:pPr/>
@@ -2409,24 +1398,6 @@
         </w:rPr>
         <w:t xml:space="preserve"> Porque como becerra cerrera se apartó Israel: ¿apacentarálos ahora Jehová como á carneros en anchura?</w:t>
       </w:r>
-      <w:r>
-        <w:rPr>
-          <w:lang w:val="es_ES" w:bidi="es_ES"/>
-        </w:rPr>
-      </w:r>
-      <w:r>
-        <w:rPr>
-          <w:lang w:val="es_ES" w:bidi="es_ES"/>
-        </w:rPr>
-      </w:r>
-    </w:p>
-    <w:p>
-      <w:pPr/>
-      <w:r>
-        <w:rPr>
-          <w:lang w:val="es_ES" w:bidi="es_ES"/>
-        </w:rPr>
-      </w:r>
     </w:p>
     <w:p>
       <w:pPr/>
@@ -2448,24 +1419,6 @@
         </w:rPr>
         <w:t xml:space="preserve"> Ephraim es dado á ídolos; déjalo.</w:t>
       </w:r>
-      <w:r>
-        <w:rPr>
-          <w:lang w:val="es_ES" w:bidi="es_ES"/>
-        </w:rPr>
-      </w:r>
-      <w:r>
-        <w:rPr>
-          <w:lang w:val="es_ES" w:bidi="es_ES"/>
-        </w:rPr>
-      </w:r>
-    </w:p>
-    <w:p>
-      <w:pPr/>
-      <w:r>
-        <w:rPr>
-          <w:lang w:val="es_ES" w:bidi="es_ES"/>
-        </w:rPr>
-      </w:r>
     </w:p>
     <w:p>
       <w:pPr/>
@@ -2487,24 +1440,6 @@
         </w:rPr>
         <w:t xml:space="preserve"> Su bebida se corrompió; fornicaron pertinazmente: sus príncipes amaron las dádivas, afrenta de ellos.</w:t>
       </w:r>
-      <w:r>
-        <w:rPr>
-          <w:lang w:val="es_ES" w:bidi="es_ES"/>
-        </w:rPr>
-      </w:r>
-      <w:r>
-        <w:rPr>
-          <w:lang w:val="es_ES" w:bidi="es_ES"/>
-        </w:rPr>
-      </w:r>
-    </w:p>
-    <w:p>
-      <w:pPr/>
-      <w:r>
-        <w:rPr>
-          <w:lang w:val="es_ES" w:bidi="es_ES"/>
-        </w:rPr>
-      </w:r>
     </w:p>
     <w:p>
       <w:pPr/>
@@ -2526,24 +1461,6 @@
         </w:rPr>
         <w:t xml:space="preserve"> Atóla el viento en sus alas, y de sus sacrificios serán avergonzados.</w:t>
       </w:r>
-      <w:r>
-        <w:rPr>
-          <w:lang w:val="es_ES" w:bidi="es_ES"/>
-        </w:rPr>
-      </w:r>
-      <w:r>
-        <w:rPr>
-          <w:lang w:val="es_ES" w:bidi="es_ES"/>
-        </w:rPr>
-      </w:r>
-    </w:p>
-    <w:p>
-      <w:pPr/>
-      <w:r>
-        <w:rPr>
-          <w:lang w:val="es_ES" w:bidi="es_ES"/>
-        </w:rPr>
-      </w:r>
     </w:p>
     <w:p>
       <w:pPr>
@@ -2553,7 +1470,7 @@
         <w:rPr>
           <w:lang w:val="es_ES" w:bidi="es_ES"/>
         </w:rPr>
-        <w:t>Hosea 5:1</w:t>
+        <w:t>Oseas 5:1</w:t>
       </w:r>
       <w:r>
         <w:rPr>
@@ -2581,24 +1498,6 @@
         </w:rPr>
         <w:t xml:space="preserve"> SACERDOTES, oid esto, y estad atentos, casa de Israel; y casa del rey, escuchad: porque á vosotros es el juicio, pues habéis sido lazo en Mizpa, y red extendida sobre Tabor.</w:t>
       </w:r>
-      <w:r>
-        <w:rPr>
-          <w:lang w:val="es_ES" w:bidi="es_ES"/>
-        </w:rPr>
-      </w:r>
-      <w:r>
-        <w:rPr>
-          <w:lang w:val="es_ES" w:bidi="es_ES"/>
-        </w:rPr>
-      </w:r>
-    </w:p>
-    <w:p>
-      <w:pPr/>
-      <w:r>
-        <w:rPr>
-          <w:lang w:val="es_ES" w:bidi="es_ES"/>
-        </w:rPr>
-      </w:r>
     </w:p>
     <w:p>
       <w:pPr/>
@@ -2620,24 +1519,6 @@
         </w:rPr>
         <w:t xml:space="preserve"> Y haciendo víctimas han bajado hasta el profundo: por tanto yo seré la corrección de todos ellos.</w:t>
       </w:r>
-      <w:r>
-        <w:rPr>
-          <w:lang w:val="es_ES" w:bidi="es_ES"/>
-        </w:rPr>
-      </w:r>
-      <w:r>
-        <w:rPr>
-          <w:lang w:val="es_ES" w:bidi="es_ES"/>
-        </w:rPr>
-      </w:r>
-    </w:p>
-    <w:p>
-      <w:pPr/>
-      <w:r>
-        <w:rPr>
-          <w:lang w:val="es_ES" w:bidi="es_ES"/>
-        </w:rPr>
-      </w:r>
     </w:p>
     <w:p>
       <w:pPr/>
@@ -2659,24 +1540,6 @@
         </w:rPr>
         <w:t xml:space="preserve"> Yo conozco á Ephraim, é Israel no me es desconocido: porque ahora, oh Ephraim, has fornicado, y se ha contaminado Israel.</w:t>
       </w:r>
-      <w:r>
-        <w:rPr>
-          <w:lang w:val="es_ES" w:bidi="es_ES"/>
-        </w:rPr>
-      </w:r>
-      <w:r>
-        <w:rPr>
-          <w:lang w:val="es_ES" w:bidi="es_ES"/>
-        </w:rPr>
-      </w:r>
-    </w:p>
-    <w:p>
-      <w:pPr/>
-      <w:r>
-        <w:rPr>
-          <w:lang w:val="es_ES" w:bidi="es_ES"/>
-        </w:rPr>
-      </w:r>
     </w:p>
     <w:p>
       <w:pPr/>
@@ -2698,24 +1561,6 @@
         </w:rPr>
         <w:t xml:space="preserve"> No pondrán sus pensamientos en volverse á su Dios, porque espíritu de fornicación está en medio de ellos, y no conocen á Jehová.</w:t>
       </w:r>
-      <w:r>
-        <w:rPr>
-          <w:lang w:val="es_ES" w:bidi="es_ES"/>
-        </w:rPr>
-      </w:r>
-      <w:r>
-        <w:rPr>
-          <w:lang w:val="es_ES" w:bidi="es_ES"/>
-        </w:rPr>
-      </w:r>
-    </w:p>
-    <w:p>
-      <w:pPr/>
-      <w:r>
-        <w:rPr>
-          <w:lang w:val="es_ES" w:bidi="es_ES"/>
-        </w:rPr>
-      </w:r>
     </w:p>
     <w:p>
       <w:pPr/>
@@ -2737,24 +1582,6 @@
         </w:rPr>
         <w:t xml:space="preserve"> Y la soberbia de Israel le desmentirá en su cara: é Israel y Ephraim tropezarán en su pecado: tropezará también Judá con ellos.</w:t>
       </w:r>
-      <w:r>
-        <w:rPr>
-          <w:lang w:val="es_ES" w:bidi="es_ES"/>
-        </w:rPr>
-      </w:r>
-      <w:r>
-        <w:rPr>
-          <w:lang w:val="es_ES" w:bidi="es_ES"/>
-        </w:rPr>
-      </w:r>
-    </w:p>
-    <w:p>
-      <w:pPr/>
-      <w:r>
-        <w:rPr>
-          <w:lang w:val="es_ES" w:bidi="es_ES"/>
-        </w:rPr>
-      </w:r>
     </w:p>
     <w:p>
       <w:pPr/>
@@ -2776,24 +1603,6 @@
         </w:rPr>
         <w:t xml:space="preserve"> Con sus ovejas y con sus vacas andarán buscando á Jehová, y no le hallarán; apartóse de ellos.</w:t>
       </w:r>
-      <w:r>
-        <w:rPr>
-          <w:lang w:val="es_ES" w:bidi="es_ES"/>
-        </w:rPr>
-      </w:r>
-      <w:r>
-        <w:rPr>
-          <w:lang w:val="es_ES" w:bidi="es_ES"/>
-        </w:rPr>
-      </w:r>
-    </w:p>
-    <w:p>
-      <w:pPr/>
-      <w:r>
-        <w:rPr>
-          <w:lang w:val="es_ES" w:bidi="es_ES"/>
-        </w:rPr>
-      </w:r>
     </w:p>
     <w:p>
       <w:pPr/>
@@ -2815,24 +1624,6 @@
         </w:rPr>
         <w:t xml:space="preserve"> Contra Jehová prevaricaron, porque hijos extraños han engendrado: ahora los devorará un mes con sus heredades.</w:t>
       </w:r>
-      <w:r>
-        <w:rPr>
-          <w:lang w:val="es_ES" w:bidi="es_ES"/>
-        </w:rPr>
-      </w:r>
-      <w:r>
-        <w:rPr>
-          <w:lang w:val="es_ES" w:bidi="es_ES"/>
-        </w:rPr>
-      </w:r>
-    </w:p>
-    <w:p>
-      <w:pPr/>
-      <w:r>
-        <w:rPr>
-          <w:lang w:val="es_ES" w:bidi="es_ES"/>
-        </w:rPr>
-      </w:r>
     </w:p>
     <w:p>
       <w:pPr/>
@@ -2854,24 +1645,6 @@
         </w:rPr>
         <w:t xml:space="preserve"> Tocad bocina en Gabaa, trompeta en Ramá: sonad tambor en Beth-aven: tras ti, oh Benjamín.</w:t>
       </w:r>
-      <w:r>
-        <w:rPr>
-          <w:lang w:val="es_ES" w:bidi="es_ES"/>
-        </w:rPr>
-      </w:r>
-      <w:r>
-        <w:rPr>
-          <w:lang w:val="es_ES" w:bidi="es_ES"/>
-        </w:rPr>
-      </w:r>
-    </w:p>
-    <w:p>
-      <w:pPr/>
-      <w:r>
-        <w:rPr>
-          <w:lang w:val="es_ES" w:bidi="es_ES"/>
-        </w:rPr>
-      </w:r>
     </w:p>
     <w:p>
       <w:pPr/>
@@ -2893,24 +1666,6 @@
         </w:rPr>
         <w:t xml:space="preserve"> Ephraim será asolado el día del castigo: en las tribus de Israel hice conocer verdad.</w:t>
       </w:r>
-      <w:r>
-        <w:rPr>
-          <w:lang w:val="es_ES" w:bidi="es_ES"/>
-        </w:rPr>
-      </w:r>
-      <w:r>
-        <w:rPr>
-          <w:lang w:val="es_ES" w:bidi="es_ES"/>
-        </w:rPr>
-      </w:r>
-    </w:p>
-    <w:p>
-      <w:pPr/>
-      <w:r>
-        <w:rPr>
-          <w:lang w:val="es_ES" w:bidi="es_ES"/>
-        </w:rPr>
-      </w:r>
     </w:p>
     <w:p>
       <w:pPr/>
@@ -2932,24 +1687,6 @@
         </w:rPr>
         <w:t xml:space="preserve"> Los príncipes de Judá fueron como los que traspasan mojones: derramaré sobre ellos como agua mi ira.</w:t>
       </w:r>
-      <w:r>
-        <w:rPr>
-          <w:lang w:val="es_ES" w:bidi="es_ES"/>
-        </w:rPr>
-      </w:r>
-      <w:r>
-        <w:rPr>
-          <w:lang w:val="es_ES" w:bidi="es_ES"/>
-        </w:rPr>
-      </w:r>
-    </w:p>
-    <w:p>
-      <w:pPr/>
-      <w:r>
-        <w:rPr>
-          <w:lang w:val="es_ES" w:bidi="es_ES"/>
-        </w:rPr>
-      </w:r>
     </w:p>
     <w:p>
       <w:pPr/>
@@ -2971,24 +1708,6 @@
         </w:rPr>
         <w:t xml:space="preserve"> Ephraim es vejado, quebrantado en juicio, porque quiso andar en pos de mandamientos.</w:t>
       </w:r>
-      <w:r>
-        <w:rPr>
-          <w:lang w:val="es_ES" w:bidi="es_ES"/>
-        </w:rPr>
-      </w:r>
-      <w:r>
-        <w:rPr>
-          <w:lang w:val="es_ES" w:bidi="es_ES"/>
-        </w:rPr>
-      </w:r>
-    </w:p>
-    <w:p>
-      <w:pPr/>
-      <w:r>
-        <w:rPr>
-          <w:lang w:val="es_ES" w:bidi="es_ES"/>
-        </w:rPr>
-      </w:r>
     </w:p>
     <w:p>
       <w:pPr/>
@@ -3010,24 +1729,6 @@
         </w:rPr>
         <w:t xml:space="preserve"> Yo pues seré como polilla á Ephraim, y como carcoma á la casa de Judá.</w:t>
       </w:r>
-      <w:r>
-        <w:rPr>
-          <w:lang w:val="es_ES" w:bidi="es_ES"/>
-        </w:rPr>
-      </w:r>
-      <w:r>
-        <w:rPr>
-          <w:lang w:val="es_ES" w:bidi="es_ES"/>
-        </w:rPr>
-      </w:r>
-    </w:p>
-    <w:p>
-      <w:pPr/>
-      <w:r>
-        <w:rPr>
-          <w:lang w:val="es_ES" w:bidi="es_ES"/>
-        </w:rPr>
-      </w:r>
     </w:p>
     <w:p>
       <w:pPr/>
@@ -3049,24 +1750,6 @@
         </w:rPr>
         <w:t xml:space="preserve"> Y verá Ephraim su enfermedad, y Judá su llaga: irá entonces Ephraim al Assur, y enviará al rey Jareb; mas él no os podrá sanar, ni os curará la llaga.</w:t>
       </w:r>
-      <w:r>
-        <w:rPr>
-          <w:lang w:val="es_ES" w:bidi="es_ES"/>
-        </w:rPr>
-      </w:r>
-      <w:r>
-        <w:rPr>
-          <w:lang w:val="es_ES" w:bidi="es_ES"/>
-        </w:rPr>
-      </w:r>
-    </w:p>
-    <w:p>
-      <w:pPr/>
-      <w:r>
-        <w:rPr>
-          <w:lang w:val="es_ES" w:bidi="es_ES"/>
-        </w:rPr>
-      </w:r>
     </w:p>
     <w:p>
       <w:pPr/>
@@ -3088,24 +1771,6 @@
         </w:rPr>
         <w:t xml:space="preserve"> Porque yo seré como león á Ephraim, y como cachorro de león á la casa de Judá: yo, yo arrebataré, y andaré; tomaré, y no habrá quien liberte.</w:t>
       </w:r>
-      <w:r>
-        <w:rPr>
-          <w:lang w:val="es_ES" w:bidi="es_ES"/>
-        </w:rPr>
-      </w:r>
-      <w:r>
-        <w:rPr>
-          <w:lang w:val="es_ES" w:bidi="es_ES"/>
-        </w:rPr>
-      </w:r>
-    </w:p>
-    <w:p>
-      <w:pPr/>
-      <w:r>
-        <w:rPr>
-          <w:lang w:val="es_ES" w:bidi="es_ES"/>
-        </w:rPr>
-      </w:r>
     </w:p>
     <w:p>
       <w:pPr/>
@@ -3127,24 +1792,6 @@
         </w:rPr>
         <w:t xml:space="preserve"> Andaré, y tornaré á mi lugar hasta que conozcan su pecado, y busquen mi rostro. En su angustia madrugarán á mí.</w:t>
       </w:r>
-      <w:r>
-        <w:rPr>
-          <w:lang w:val="es_ES" w:bidi="es_ES"/>
-        </w:rPr>
-      </w:r>
-      <w:r>
-        <w:rPr>
-          <w:lang w:val="es_ES" w:bidi="es_ES"/>
-        </w:rPr>
-      </w:r>
-    </w:p>
-    <w:p>
-      <w:pPr/>
-      <w:r>
-        <w:rPr>
-          <w:lang w:val="es_ES" w:bidi="es_ES"/>
-        </w:rPr>
-      </w:r>
     </w:p>
     <w:p>
       <w:pPr>
@@ -3154,7 +1801,7 @@
         <w:rPr>
           <w:lang w:val="es_ES" w:bidi="es_ES"/>
         </w:rPr>
-        <w:t>Hosea 6:1</w:t>
+        <w:t>Oseas 6:1</w:t>
       </w:r>
       <w:r>
         <w:rPr>
@@ -3182,24 +1829,6 @@
         </w:rPr>
         <w:t xml:space="preserve"> VENID y volvámonos á Jehová: que él arrebató, y nos curará; hirió, y nos vendará.</w:t>
       </w:r>
-      <w:r>
-        <w:rPr>
-          <w:lang w:val="es_ES" w:bidi="es_ES"/>
-        </w:rPr>
-      </w:r>
-      <w:r>
-        <w:rPr>
-          <w:lang w:val="es_ES" w:bidi="es_ES"/>
-        </w:rPr>
-      </w:r>
-    </w:p>
-    <w:p>
-      <w:pPr/>
-      <w:r>
-        <w:rPr>
-          <w:lang w:val="es_ES" w:bidi="es_ES"/>
-        </w:rPr>
-      </w:r>
     </w:p>
     <w:p>
       <w:pPr/>
@@ -3221,24 +1850,6 @@
         </w:rPr>
         <w:t xml:space="preserve"> Darános vida después de dos días: al tercer día nos resucitará, y viviremos delante de él.</w:t>
       </w:r>
-      <w:r>
-        <w:rPr>
-          <w:lang w:val="es_ES" w:bidi="es_ES"/>
-        </w:rPr>
-      </w:r>
-      <w:r>
-        <w:rPr>
-          <w:lang w:val="es_ES" w:bidi="es_ES"/>
-        </w:rPr>
-      </w:r>
-    </w:p>
-    <w:p>
-      <w:pPr/>
-      <w:r>
-        <w:rPr>
-          <w:lang w:val="es_ES" w:bidi="es_ES"/>
-        </w:rPr>
-      </w:r>
     </w:p>
     <w:p>
       <w:pPr/>
@@ -3260,24 +1871,6 @@
         </w:rPr>
         <w:t xml:space="preserve"> Y conoceremos, y proseguiremos en conocer á Jehová: como el alba está aparejada su salida, y vendrá á nosotros como la lluvia, como la lluvia tardía y temprana á la tierra.</w:t>
       </w:r>
-      <w:r>
-        <w:rPr>
-          <w:lang w:val="es_ES" w:bidi="es_ES"/>
-        </w:rPr>
-      </w:r>
-      <w:r>
-        <w:rPr>
-          <w:lang w:val="es_ES" w:bidi="es_ES"/>
-        </w:rPr>
-      </w:r>
-    </w:p>
-    <w:p>
-      <w:pPr/>
-      <w:r>
-        <w:rPr>
-          <w:lang w:val="es_ES" w:bidi="es_ES"/>
-        </w:rPr>
-      </w:r>
     </w:p>
     <w:p>
       <w:pPr/>
@@ -3299,24 +1892,6 @@
         </w:rPr>
         <w:t xml:space="preserve"> ¿Qué haré á ti, Ephraim? ¿Qué haré á ti, oh Judá? La piedad vuestra es como la nube de la mañana, y como el rocío que de madrugada viene.</w:t>
       </w:r>
-      <w:r>
-        <w:rPr>
-          <w:lang w:val="es_ES" w:bidi="es_ES"/>
-        </w:rPr>
-      </w:r>
-      <w:r>
-        <w:rPr>
-          <w:lang w:val="es_ES" w:bidi="es_ES"/>
-        </w:rPr>
-      </w:r>
-    </w:p>
-    <w:p>
-      <w:pPr/>
-      <w:r>
-        <w:rPr>
-          <w:lang w:val="es_ES" w:bidi="es_ES"/>
-        </w:rPr>
-      </w:r>
     </w:p>
     <w:p>
       <w:pPr/>
@@ -3338,24 +1913,6 @@
         </w:rPr>
         <w:t xml:space="preserve"> Por esta causa corté con los profetas, con las palabras de mi boca los maté; y tus juicios serán como luz que sale.</w:t>
       </w:r>
-      <w:r>
-        <w:rPr>
-          <w:lang w:val="es_ES" w:bidi="es_ES"/>
-        </w:rPr>
-      </w:r>
-      <w:r>
-        <w:rPr>
-          <w:lang w:val="es_ES" w:bidi="es_ES"/>
-        </w:rPr>
-      </w:r>
-    </w:p>
-    <w:p>
-      <w:pPr/>
-      <w:r>
-        <w:rPr>
-          <w:lang w:val="es_ES" w:bidi="es_ES"/>
-        </w:rPr>
-      </w:r>
     </w:p>
     <w:p>
       <w:pPr/>
@@ -3377,24 +1934,6 @@
         </w:rPr>
         <w:t xml:space="preserve"> Porque misericordia quise, y no sacrificio; y conocimiento de Dios más que holocaustos.</w:t>
       </w:r>
-      <w:r>
-        <w:rPr>
-          <w:lang w:val="es_ES" w:bidi="es_ES"/>
-        </w:rPr>
-      </w:r>
-      <w:r>
-        <w:rPr>
-          <w:lang w:val="es_ES" w:bidi="es_ES"/>
-        </w:rPr>
-      </w:r>
-    </w:p>
-    <w:p>
-      <w:pPr/>
-      <w:r>
-        <w:rPr>
-          <w:lang w:val="es_ES" w:bidi="es_ES"/>
-        </w:rPr>
-      </w:r>
     </w:p>
     <w:p>
       <w:pPr/>
@@ -3416,24 +1955,6 @@
         </w:rPr>
         <w:t xml:space="preserve"> Mas ellos, cual Adam, traspasaron el pacto: allí prevaricaron contra mí.</w:t>
       </w:r>
-      <w:r>
-        <w:rPr>
-          <w:lang w:val="es_ES" w:bidi="es_ES"/>
-        </w:rPr>
-      </w:r>
-      <w:r>
-        <w:rPr>
-          <w:lang w:val="es_ES" w:bidi="es_ES"/>
-        </w:rPr>
-      </w:r>
-    </w:p>
-    <w:p>
-      <w:pPr/>
-      <w:r>
-        <w:rPr>
-          <w:lang w:val="es_ES" w:bidi="es_ES"/>
-        </w:rPr>
-      </w:r>
     </w:p>
     <w:p>
       <w:pPr/>
@@ -3455,24 +1976,6 @@
         </w:rPr>
         <w:t xml:space="preserve"> Galaad, ciudad de obradores de iniquidad, ensuciada de sangre.</w:t>
       </w:r>
-      <w:r>
-        <w:rPr>
-          <w:lang w:val="es_ES" w:bidi="es_ES"/>
-        </w:rPr>
-      </w:r>
-      <w:r>
-        <w:rPr>
-          <w:lang w:val="es_ES" w:bidi="es_ES"/>
-        </w:rPr>
-      </w:r>
-    </w:p>
-    <w:p>
-      <w:pPr/>
-      <w:r>
-        <w:rPr>
-          <w:lang w:val="es_ES" w:bidi="es_ES"/>
-        </w:rPr>
-      </w:r>
     </w:p>
     <w:p>
       <w:pPr/>
@@ -3494,24 +1997,6 @@
         </w:rPr>
         <w:t xml:space="preserve"> Y como ladrones que esperan á algún hombre, así junta de sacerdotes mancomunadamente mata en el camino: porque ponen en efecto la abominación.</w:t>
       </w:r>
-      <w:r>
-        <w:rPr>
-          <w:lang w:val="es_ES" w:bidi="es_ES"/>
-        </w:rPr>
-      </w:r>
-      <w:r>
-        <w:rPr>
-          <w:lang w:val="es_ES" w:bidi="es_ES"/>
-        </w:rPr>
-      </w:r>
-    </w:p>
-    <w:p>
-      <w:pPr/>
-      <w:r>
-        <w:rPr>
-          <w:lang w:val="es_ES" w:bidi="es_ES"/>
-        </w:rPr>
-      </w:r>
     </w:p>
     <w:p>
       <w:pPr/>
@@ -3533,24 +2018,6 @@
         </w:rPr>
         <w:t xml:space="preserve"> En la casa de Israel he visto suciedad: allí fornicó Ephraim, se contaminó Israel:</w:t>
       </w:r>
-      <w:r>
-        <w:rPr>
-          <w:lang w:val="es_ES" w:bidi="es_ES"/>
-        </w:rPr>
-      </w:r>
-      <w:r>
-        <w:rPr>
-          <w:lang w:val="es_ES" w:bidi="es_ES"/>
-        </w:rPr>
-      </w:r>
-    </w:p>
-    <w:p>
-      <w:pPr/>
-      <w:r>
-        <w:rPr>
-          <w:lang w:val="es_ES" w:bidi="es_ES"/>
-        </w:rPr>
-      </w:r>
     </w:p>
     <w:p>
       <w:pPr/>
@@ -3572,24 +2039,6 @@
         </w:rPr>
         <w:t xml:space="preserve"> También Judá puso en ti una planta, habiendo yo vuelto la cautividad de mi pueblo.</w:t>
       </w:r>
-      <w:r>
-        <w:rPr>
-          <w:lang w:val="es_ES" w:bidi="es_ES"/>
-        </w:rPr>
-      </w:r>
-      <w:r>
-        <w:rPr>
-          <w:lang w:val="es_ES" w:bidi="es_ES"/>
-        </w:rPr>
-      </w:r>
-    </w:p>
-    <w:p>
-      <w:pPr/>
-      <w:r>
-        <w:rPr>
-          <w:lang w:val="es_ES" w:bidi="es_ES"/>
-        </w:rPr>
-      </w:r>
     </w:p>
     <w:p>
       <w:pPr>
@@ -3599,7 +2048,7 @@
         <w:rPr>
           <w:lang w:val="es_ES" w:bidi="es_ES"/>
         </w:rPr>
-        <w:t>Hosea 7:1</w:t>
+        <w:t>Oseas 7:1</w:t>
       </w:r>
       <w:r>
         <w:rPr>
@@ -3627,24 +2076,6 @@
         </w:rPr>
         <w:t xml:space="preserve"> ESTANDO yo curando á Israel, descubrióse la iniquidad de Ephraim, y las maldades de Samaria; porque obraron engaño: y viene el ladrón, y el salteador despoja de fuera.</w:t>
       </w:r>
-      <w:r>
-        <w:rPr>
-          <w:lang w:val="es_ES" w:bidi="es_ES"/>
-        </w:rPr>
-      </w:r>
-      <w:r>
-        <w:rPr>
-          <w:lang w:val="es_ES" w:bidi="es_ES"/>
-        </w:rPr>
-      </w:r>
-    </w:p>
-    <w:p>
-      <w:pPr/>
-      <w:r>
-        <w:rPr>
-          <w:lang w:val="es_ES" w:bidi="es_ES"/>
-        </w:rPr>
-      </w:r>
     </w:p>
     <w:p>
       <w:pPr/>
@@ -3666,24 +2097,6 @@
         </w:rPr>
         <w:t xml:space="preserve"> Y no dicen en su corazón que tengo en la memoria toda su maldad: ahora los rodearán sus obras; delante de mí están.</w:t>
       </w:r>
-      <w:r>
-        <w:rPr>
-          <w:lang w:val="es_ES" w:bidi="es_ES"/>
-        </w:rPr>
-      </w:r>
-      <w:r>
-        <w:rPr>
-          <w:lang w:val="es_ES" w:bidi="es_ES"/>
-        </w:rPr>
-      </w:r>
-    </w:p>
-    <w:p>
-      <w:pPr/>
-      <w:r>
-        <w:rPr>
-          <w:lang w:val="es_ES" w:bidi="es_ES"/>
-        </w:rPr>
-      </w:r>
     </w:p>
     <w:p>
       <w:pPr/>
@@ -3705,24 +2118,6 @@
         </w:rPr>
         <w:t xml:space="preserve"> Con su maldad alegran al rey, y á los príncipes con sus mentiras.</w:t>
       </w:r>
-      <w:r>
-        <w:rPr>
-          <w:lang w:val="es_ES" w:bidi="es_ES"/>
-        </w:rPr>
-      </w:r>
-      <w:r>
-        <w:rPr>
-          <w:lang w:val="es_ES" w:bidi="es_ES"/>
-        </w:rPr>
-      </w:r>
-    </w:p>
-    <w:p>
-      <w:pPr/>
-      <w:r>
-        <w:rPr>
-          <w:lang w:val="es_ES" w:bidi="es_ES"/>
-        </w:rPr>
-      </w:r>
     </w:p>
     <w:p>
       <w:pPr/>
@@ -3744,24 +2139,6 @@
         </w:rPr>
         <w:t xml:space="preserve"> Todos ellos adúlteros; son como horno encendido por el hornero, el cual cesará de avivar después que esté hecha la masa, hasta que esté leuda.</w:t>
       </w:r>
-      <w:r>
-        <w:rPr>
-          <w:lang w:val="es_ES" w:bidi="es_ES"/>
-        </w:rPr>
-      </w:r>
-      <w:r>
-        <w:rPr>
-          <w:lang w:val="es_ES" w:bidi="es_ES"/>
-        </w:rPr>
-      </w:r>
-    </w:p>
-    <w:p>
-      <w:pPr/>
-      <w:r>
-        <w:rPr>
-          <w:lang w:val="es_ES" w:bidi="es_ES"/>
-        </w:rPr>
-      </w:r>
     </w:p>
     <w:p>
       <w:pPr/>
@@ -3783,24 +2160,6 @@
         </w:rPr>
         <w:t xml:space="preserve"> El día de nuestro rey los príncipes lo hicieron enfermar con vasos de vino: extendió su mano con los escarnecedores.</w:t>
       </w:r>
-      <w:r>
-        <w:rPr>
-          <w:lang w:val="es_ES" w:bidi="es_ES"/>
-        </w:rPr>
-      </w:r>
-      <w:r>
-        <w:rPr>
-          <w:lang w:val="es_ES" w:bidi="es_ES"/>
-        </w:rPr>
-      </w:r>
-    </w:p>
-    <w:p>
-      <w:pPr/>
-      <w:r>
-        <w:rPr>
-          <w:lang w:val="es_ES" w:bidi="es_ES"/>
-        </w:rPr>
-      </w:r>
     </w:p>
     <w:p>
       <w:pPr/>
@@ -3822,24 +2181,6 @@
         </w:rPr>
         <w:t xml:space="preserve"> Porque aplicaron su corazón, semejante á un horno, á sus artificios: toda la noche duerme su hornero; á la mañana está encendido como llama de fuego.</w:t>
       </w:r>
-      <w:r>
-        <w:rPr>
-          <w:lang w:val="es_ES" w:bidi="es_ES"/>
-        </w:rPr>
-      </w:r>
-      <w:r>
-        <w:rPr>
-          <w:lang w:val="es_ES" w:bidi="es_ES"/>
-        </w:rPr>
-      </w:r>
-    </w:p>
-    <w:p>
-      <w:pPr/>
-      <w:r>
-        <w:rPr>
-          <w:lang w:val="es_ES" w:bidi="es_ES"/>
-        </w:rPr>
-      </w:r>
     </w:p>
     <w:p>
       <w:pPr/>
@@ -3861,24 +2202,6 @@
         </w:rPr>
         <w:t xml:space="preserve"> Todos ellos arden como un horno, y devoraron á sus jueces: cayeron todos sus reyes: no hay entre ellos quien á mí clame.</w:t>
       </w:r>
-      <w:r>
-        <w:rPr>
-          <w:lang w:val="es_ES" w:bidi="es_ES"/>
-        </w:rPr>
-      </w:r>
-      <w:r>
-        <w:rPr>
-          <w:lang w:val="es_ES" w:bidi="es_ES"/>
-        </w:rPr>
-      </w:r>
-    </w:p>
-    <w:p>
-      <w:pPr/>
-      <w:r>
-        <w:rPr>
-          <w:lang w:val="es_ES" w:bidi="es_ES"/>
-        </w:rPr>
-      </w:r>
     </w:p>
     <w:p>
       <w:pPr/>
@@ -3900,24 +2223,6 @@
         </w:rPr>
         <w:t xml:space="preserve"> Ephraim se envolvió con los pueblos; Ephraim fué torta no vuelta.</w:t>
       </w:r>
-      <w:r>
-        <w:rPr>
-          <w:lang w:val="es_ES" w:bidi="es_ES"/>
-        </w:rPr>
-      </w:r>
-      <w:r>
-        <w:rPr>
-          <w:lang w:val="es_ES" w:bidi="es_ES"/>
-        </w:rPr>
-      </w:r>
-    </w:p>
-    <w:p>
-      <w:pPr/>
-      <w:r>
-        <w:rPr>
-          <w:lang w:val="es_ES" w:bidi="es_ES"/>
-        </w:rPr>
-      </w:r>
     </w:p>
     <w:p>
       <w:pPr/>
@@ -3939,24 +2244,6 @@
         </w:rPr>
         <w:t xml:space="preserve"> Comieron extraños su sustancia, y él no lo supo; y aun vejez se ha esparcido por él, y él no lo entendió.</w:t>
       </w:r>
-      <w:r>
-        <w:rPr>
-          <w:lang w:val="es_ES" w:bidi="es_ES"/>
-        </w:rPr>
-      </w:r>
-      <w:r>
-        <w:rPr>
-          <w:lang w:val="es_ES" w:bidi="es_ES"/>
-        </w:rPr>
-      </w:r>
-    </w:p>
-    <w:p>
-      <w:pPr/>
-      <w:r>
-        <w:rPr>
-          <w:lang w:val="es_ES" w:bidi="es_ES"/>
-        </w:rPr>
-      </w:r>
     </w:p>
     <w:p>
       <w:pPr/>
@@ -3978,24 +2265,6 @@
         </w:rPr>
         <w:t xml:space="preserve"> Y la soberbia de Israel testificará contra él en su cara: y no se tornaron á Jehová su Dios, ni lo buscaron con todo esto.</w:t>
       </w:r>
-      <w:r>
-        <w:rPr>
-          <w:lang w:val="es_ES" w:bidi="es_ES"/>
-        </w:rPr>
-      </w:r>
-      <w:r>
-        <w:rPr>
-          <w:lang w:val="es_ES" w:bidi="es_ES"/>
-        </w:rPr>
-      </w:r>
-    </w:p>
-    <w:p>
-      <w:pPr/>
-      <w:r>
-        <w:rPr>
-          <w:lang w:val="es_ES" w:bidi="es_ES"/>
-        </w:rPr>
-      </w:r>
     </w:p>
     <w:p>
       <w:pPr/>
@@ -4017,24 +2286,6 @@
         </w:rPr>
         <w:t xml:space="preserve"> Y fué Ephraim como paloma incauta, sin entendimiento: llamarán á Egipto, acudirán al Asirio.</w:t>
       </w:r>
-      <w:r>
-        <w:rPr>
-          <w:lang w:val="es_ES" w:bidi="es_ES"/>
-        </w:rPr>
-      </w:r>
-      <w:r>
-        <w:rPr>
-          <w:lang w:val="es_ES" w:bidi="es_ES"/>
-        </w:rPr>
-      </w:r>
-    </w:p>
-    <w:p>
-      <w:pPr/>
-      <w:r>
-        <w:rPr>
-          <w:lang w:val="es_ES" w:bidi="es_ES"/>
-        </w:rPr>
-      </w:r>
     </w:p>
     <w:p>
       <w:pPr/>
@@ -4056,24 +2307,6 @@
         </w:rPr>
         <w:t xml:space="preserve"> Cuando fueren, extenderé sobre ellos mi red, hacerlos he caer como aves del cielo; castigarélos conforme á lo que se ha oído en sus congregaciones.</w:t>
       </w:r>
-      <w:r>
-        <w:rPr>
-          <w:lang w:val="es_ES" w:bidi="es_ES"/>
-        </w:rPr>
-      </w:r>
-      <w:r>
-        <w:rPr>
-          <w:lang w:val="es_ES" w:bidi="es_ES"/>
-        </w:rPr>
-      </w:r>
-    </w:p>
-    <w:p>
-      <w:pPr/>
-      <w:r>
-        <w:rPr>
-          <w:lang w:val="es_ES" w:bidi="es_ES"/>
-        </w:rPr>
-      </w:r>
     </w:p>
     <w:p>
       <w:pPr/>
@@ -4095,24 +2328,6 @@
         </w:rPr>
         <w:t xml:space="preserve"> ¡Ay de ellos! porque se apartaron de mí: destrucción sobre ellos, porque contra mí se rebelaron; yo los redimí, y ellos hablaron contra mí mentiras.</w:t>
       </w:r>
-      <w:r>
-        <w:rPr>
-          <w:lang w:val="es_ES" w:bidi="es_ES"/>
-        </w:rPr>
-      </w:r>
-      <w:r>
-        <w:rPr>
-          <w:lang w:val="es_ES" w:bidi="es_ES"/>
-        </w:rPr>
-      </w:r>
-    </w:p>
-    <w:p>
-      <w:pPr/>
-      <w:r>
-        <w:rPr>
-          <w:lang w:val="es_ES" w:bidi="es_ES"/>
-        </w:rPr>
-      </w:r>
     </w:p>
     <w:p>
       <w:pPr/>
@@ -4134,24 +2349,6 @@
         </w:rPr>
         <w:t xml:space="preserve"> Y no clamaron á mí con su corazón cuando aullaron sobre sus camas, para el trigo y el mosto se congregaron, rebeláronse contra mí.</w:t>
       </w:r>
-      <w:r>
-        <w:rPr>
-          <w:lang w:val="es_ES" w:bidi="es_ES"/>
-        </w:rPr>
-      </w:r>
-      <w:r>
-        <w:rPr>
-          <w:lang w:val="es_ES" w:bidi="es_ES"/>
-        </w:rPr>
-      </w:r>
-    </w:p>
-    <w:p>
-      <w:pPr/>
-      <w:r>
-        <w:rPr>
-          <w:lang w:val="es_ES" w:bidi="es_ES"/>
-        </w:rPr>
-      </w:r>
     </w:p>
     <w:p>
       <w:pPr/>
@@ -4173,24 +2370,6 @@
         </w:rPr>
         <w:t xml:space="preserve"> Y yo los ceñí, esforcé sus brazos, y contra mí pensaron mal.</w:t>
       </w:r>
-      <w:r>
-        <w:rPr>
-          <w:lang w:val="es_ES" w:bidi="es_ES"/>
-        </w:rPr>
-      </w:r>
-      <w:r>
-        <w:rPr>
-          <w:lang w:val="es_ES" w:bidi="es_ES"/>
-        </w:rPr>
-      </w:r>
-    </w:p>
-    <w:p>
-      <w:pPr/>
-      <w:r>
-        <w:rPr>
-          <w:lang w:val="es_ES" w:bidi="es_ES"/>
-        </w:rPr>
-      </w:r>
     </w:p>
     <w:p>
       <w:pPr/>
@@ -4212,24 +2391,6 @@
         </w:rPr>
         <w:t xml:space="preserve"> Tornáronse, mas no al Altísimo: fueron como arco engañoso: cayeron sus príncipes á cuchillo por la soberbia de su lengua: éste será su escarnio en la tierra de Egipto.</w:t>
       </w:r>
-      <w:r>
-        <w:rPr>
-          <w:lang w:val="es_ES" w:bidi="es_ES"/>
-        </w:rPr>
-      </w:r>
-      <w:r>
-        <w:rPr>
-          <w:lang w:val="es_ES" w:bidi="es_ES"/>
-        </w:rPr>
-      </w:r>
-    </w:p>
-    <w:p>
-      <w:pPr/>
-      <w:r>
-        <w:rPr>
-          <w:lang w:val="es_ES" w:bidi="es_ES"/>
-        </w:rPr>
-      </w:r>
     </w:p>
     <w:p>
       <w:pPr>
@@ -4239,7 +2400,7 @@
         <w:rPr>
           <w:lang w:val="es_ES" w:bidi="es_ES"/>
         </w:rPr>
-        <w:t>Hosea 8:1</w:t>
+        <w:t>Oseas 8:1</w:t>
       </w:r>
       <w:r>
         <w:rPr>
@@ -4267,24 +2428,6 @@
         </w:rPr>
         <w:t xml:space="preserve"> PON á tu boca trompeta. Vendrá como águila contra la casa de Jehová, porque traspasaron mi pacto, y se rebelaron contra mi ley.</w:t>
       </w:r>
-      <w:r>
-        <w:rPr>
-          <w:lang w:val="es_ES" w:bidi="es_ES"/>
-        </w:rPr>
-      </w:r>
-      <w:r>
-        <w:rPr>
-          <w:lang w:val="es_ES" w:bidi="es_ES"/>
-        </w:rPr>
-      </w:r>
-    </w:p>
-    <w:p>
-      <w:pPr/>
-      <w:r>
-        <w:rPr>
-          <w:lang w:val="es_ES" w:bidi="es_ES"/>
-        </w:rPr>
-      </w:r>
     </w:p>
     <w:p>
       <w:pPr/>
@@ -4306,24 +2449,6 @@
         </w:rPr>
         <w:t xml:space="preserve"> A mí clamará Israel: Dios mío, te hemos conocido.</w:t>
       </w:r>
-      <w:r>
-        <w:rPr>
-          <w:lang w:val="es_ES" w:bidi="es_ES"/>
-        </w:rPr>
-      </w:r>
-      <w:r>
-        <w:rPr>
-          <w:lang w:val="es_ES" w:bidi="es_ES"/>
-        </w:rPr>
-      </w:r>
-    </w:p>
-    <w:p>
-      <w:pPr/>
-      <w:r>
-        <w:rPr>
-          <w:lang w:val="es_ES" w:bidi="es_ES"/>
-        </w:rPr>
-      </w:r>
     </w:p>
     <w:p>
       <w:pPr/>
@@ -4345,24 +2470,6 @@
         </w:rPr>
         <w:t xml:space="preserve"> Israel desamparó el bien: enemigo lo perseguirá.</w:t>
       </w:r>
-      <w:r>
-        <w:rPr>
-          <w:lang w:val="es_ES" w:bidi="es_ES"/>
-        </w:rPr>
-      </w:r>
-      <w:r>
-        <w:rPr>
-          <w:lang w:val="es_ES" w:bidi="es_ES"/>
-        </w:rPr>
-      </w:r>
-    </w:p>
-    <w:p>
-      <w:pPr/>
-      <w:r>
-        <w:rPr>
-          <w:lang w:val="es_ES" w:bidi="es_ES"/>
-        </w:rPr>
-      </w:r>
     </w:p>
     <w:p>
       <w:pPr/>
@@ -4384,24 +2491,6 @@
         </w:rPr>
         <w:t xml:space="preserve"> Ellos hicieron reyes, mas no por mí; constituyeron príncipes, mas yo no lo supe: de su plata y de su oro hicieron ídolos para sí, para ser talados.</w:t>
       </w:r>
-      <w:r>
-        <w:rPr>
-          <w:lang w:val="es_ES" w:bidi="es_ES"/>
-        </w:rPr>
-      </w:r>
-      <w:r>
-        <w:rPr>
-          <w:lang w:val="es_ES" w:bidi="es_ES"/>
-        </w:rPr>
-      </w:r>
-    </w:p>
-    <w:p>
-      <w:pPr/>
-      <w:r>
-        <w:rPr>
-          <w:lang w:val="es_ES" w:bidi="es_ES"/>
-        </w:rPr>
-      </w:r>
     </w:p>
     <w:p>
       <w:pPr/>
@@ -4423,24 +2512,6 @@
         </w:rPr>
         <w:t xml:space="preserve"> Tu becerro, oh Samaria, te hizo alejar; encendióse mi enojo contra ellos, hasta que no pudieron alcanzar inocencia.</w:t>
       </w:r>
-      <w:r>
-        <w:rPr>
-          <w:lang w:val="es_ES" w:bidi="es_ES"/>
-        </w:rPr>
-      </w:r>
-      <w:r>
-        <w:rPr>
-          <w:lang w:val="es_ES" w:bidi="es_ES"/>
-        </w:rPr>
-      </w:r>
-    </w:p>
-    <w:p>
-      <w:pPr/>
-      <w:r>
-        <w:rPr>
-          <w:lang w:val="es_ES" w:bidi="es_ES"/>
-        </w:rPr>
-      </w:r>
     </w:p>
     <w:p>
       <w:pPr/>
@@ -4462,24 +2533,6 @@
         </w:rPr>
         <w:t xml:space="preserve"> Porque de Israel es, y artífice lo hizo; que no es Dios: por lo que en pedazos será deshecho el becerro de Samaria.</w:t>
       </w:r>
-      <w:r>
-        <w:rPr>
-          <w:lang w:val="es_ES" w:bidi="es_ES"/>
-        </w:rPr>
-      </w:r>
-      <w:r>
-        <w:rPr>
-          <w:lang w:val="es_ES" w:bidi="es_ES"/>
-        </w:rPr>
-      </w:r>
-    </w:p>
-    <w:p>
-      <w:pPr/>
-      <w:r>
-        <w:rPr>
-          <w:lang w:val="es_ES" w:bidi="es_ES"/>
-        </w:rPr>
-      </w:r>
     </w:p>
     <w:p>
       <w:pPr/>
@@ -4501,24 +2554,6 @@
         </w:rPr>
         <w:t xml:space="preserve"> Porque sembraron viento, y torbellino segarán: no tendrán mies, ni el fruto hará harina; si la hiciere, extraños la tragarán.</w:t>
       </w:r>
-      <w:r>
-        <w:rPr>
-          <w:lang w:val="es_ES" w:bidi="es_ES"/>
-        </w:rPr>
-      </w:r>
-      <w:r>
-        <w:rPr>
-          <w:lang w:val="es_ES" w:bidi="es_ES"/>
-        </w:rPr>
-      </w:r>
-    </w:p>
-    <w:p>
-      <w:pPr/>
-      <w:r>
-        <w:rPr>
-          <w:lang w:val="es_ES" w:bidi="es_ES"/>
-        </w:rPr>
-      </w:r>
     </w:p>
     <w:p>
       <w:pPr/>
@@ -4540,24 +2575,6 @@
         </w:rPr>
         <w:t xml:space="preserve"> Será tragado Israel: presto serán entre las gentes como vaso en que no hay contentamiento.</w:t>
       </w:r>
-      <w:r>
-        <w:rPr>
-          <w:lang w:val="es_ES" w:bidi="es_ES"/>
-        </w:rPr>
-      </w:r>
-      <w:r>
-        <w:rPr>
-          <w:lang w:val="es_ES" w:bidi="es_ES"/>
-        </w:rPr>
-      </w:r>
-    </w:p>
-    <w:p>
-      <w:pPr/>
-      <w:r>
-        <w:rPr>
-          <w:lang w:val="es_ES" w:bidi="es_ES"/>
-        </w:rPr>
-      </w:r>
     </w:p>
     <w:p>
       <w:pPr/>
@@ -4579,24 +2596,6 @@
         </w:rPr>
         <w:t xml:space="preserve"> Porque ellos subieron á Assur, asno montés para sí solo: Ephraim con salario alquiló amantes.</w:t>
       </w:r>
-      <w:r>
-        <w:rPr>
-          <w:lang w:val="es_ES" w:bidi="es_ES"/>
-        </w:rPr>
-      </w:r>
-      <w:r>
-        <w:rPr>
-          <w:lang w:val="es_ES" w:bidi="es_ES"/>
-        </w:rPr>
-      </w:r>
-    </w:p>
-    <w:p>
-      <w:pPr/>
-      <w:r>
-        <w:rPr>
-          <w:lang w:val="es_ES" w:bidi="es_ES"/>
-        </w:rPr>
-      </w:r>
     </w:p>
     <w:p>
       <w:pPr/>
@@ -4618,24 +2617,6 @@
         </w:rPr>
         <w:t xml:space="preserve"> Aunque alquilen á las gentes, ahora las juntaré; y serán un poco afligidos por la carga del rey y de los príncipes.</w:t>
       </w:r>
-      <w:r>
-        <w:rPr>
-          <w:lang w:val="es_ES" w:bidi="es_ES"/>
-        </w:rPr>
-      </w:r>
-      <w:r>
-        <w:rPr>
-          <w:lang w:val="es_ES" w:bidi="es_ES"/>
-        </w:rPr>
-      </w:r>
-    </w:p>
-    <w:p>
-      <w:pPr/>
-      <w:r>
-        <w:rPr>
-          <w:lang w:val="es_ES" w:bidi="es_ES"/>
-        </w:rPr>
-      </w:r>
     </w:p>
     <w:p>
       <w:pPr/>
@@ -4657,24 +2638,6 @@
         </w:rPr>
         <w:t xml:space="preserve"> Porque multiplicó Ephraim altares para pecar, tuvo altares para pecar.</w:t>
       </w:r>
-      <w:r>
-        <w:rPr>
-          <w:lang w:val="es_ES" w:bidi="es_ES"/>
-        </w:rPr>
-      </w:r>
-      <w:r>
-        <w:rPr>
-          <w:lang w:val="es_ES" w:bidi="es_ES"/>
-        </w:rPr>
-      </w:r>
-    </w:p>
-    <w:p>
-      <w:pPr/>
-      <w:r>
-        <w:rPr>
-          <w:lang w:val="es_ES" w:bidi="es_ES"/>
-        </w:rPr>
-      </w:r>
     </w:p>
     <w:p>
       <w:pPr/>
@@ -4696,24 +2659,6 @@
         </w:rPr>
         <w:t xml:space="preserve"> Escribíle las grandezas de mi ley, y fueron tenidas por cosas ajenas.</w:t>
       </w:r>
-      <w:r>
-        <w:rPr>
-          <w:lang w:val="es_ES" w:bidi="es_ES"/>
-        </w:rPr>
-      </w:r>
-      <w:r>
-        <w:rPr>
-          <w:lang w:val="es_ES" w:bidi="es_ES"/>
-        </w:rPr>
-      </w:r>
-    </w:p>
-    <w:p>
-      <w:pPr/>
-      <w:r>
-        <w:rPr>
-          <w:lang w:val="es_ES" w:bidi="es_ES"/>
-        </w:rPr>
-      </w:r>
     </w:p>
     <w:p>
       <w:pPr/>
@@ -4735,24 +2680,6 @@
         </w:rPr>
         <w:t xml:space="preserve"> En los sacrificios de mis dones sacrificaron carne, y comieron: no los quiso Jehová: ahora se acordará de su iniquidad, y visitará su pecado; ellos se tornarán á Egipto.</w:t>
       </w:r>
-      <w:r>
-        <w:rPr>
-          <w:lang w:val="es_ES" w:bidi="es_ES"/>
-        </w:rPr>
-      </w:r>
-      <w:r>
-        <w:rPr>
-          <w:lang w:val="es_ES" w:bidi="es_ES"/>
-        </w:rPr>
-      </w:r>
-    </w:p>
-    <w:p>
-      <w:pPr/>
-      <w:r>
-        <w:rPr>
-          <w:lang w:val="es_ES" w:bidi="es_ES"/>
-        </w:rPr>
-      </w:r>
     </w:p>
     <w:p>
       <w:pPr/>
@@ -4774,24 +2701,6 @@
         </w:rPr>
         <w:t xml:space="preserve"> Olvidó pues Israel á su Hacedor, y edificó templos, y Judá multiplicó ciudades fuertes: mas yo meteré fuego en sus ciudades, el cual devorará sus palacios.</w:t>
       </w:r>
-      <w:r>
-        <w:rPr>
-          <w:lang w:val="es_ES" w:bidi="es_ES"/>
-        </w:rPr>
-      </w:r>
-      <w:r>
-        <w:rPr>
-          <w:lang w:val="es_ES" w:bidi="es_ES"/>
-        </w:rPr>
-      </w:r>
-    </w:p>
-    <w:p>
-      <w:pPr/>
-      <w:r>
-        <w:rPr>
-          <w:lang w:val="es_ES" w:bidi="es_ES"/>
-        </w:rPr>
-      </w:r>
     </w:p>
     <w:p>
       <w:pPr>
@@ -4801,7 +2710,7 @@
         <w:rPr>
           <w:lang w:val="es_ES" w:bidi="es_ES"/>
         </w:rPr>
-        <w:t>Hosea 9:1</w:t>
+        <w:t>Oseas 9:1</w:t>
       </w:r>
       <w:r>
         <w:rPr>
@@ -4829,24 +2738,6 @@
         </w:rPr>
         <w:t xml:space="preserve"> NO te alegres, oh Israel, hasta saltar de gozo como los pueblos, pues has fornicado apartándote de tu Dios: amaste salario por todas las eras de trigo.</w:t>
       </w:r>
-      <w:r>
-        <w:rPr>
-          <w:lang w:val="es_ES" w:bidi="es_ES"/>
-        </w:rPr>
-      </w:r>
-      <w:r>
-        <w:rPr>
-          <w:lang w:val="es_ES" w:bidi="es_ES"/>
-        </w:rPr>
-      </w:r>
-    </w:p>
-    <w:p>
-      <w:pPr/>
-      <w:r>
-        <w:rPr>
-          <w:lang w:val="es_ES" w:bidi="es_ES"/>
-        </w:rPr>
-      </w:r>
     </w:p>
     <w:p>
       <w:pPr/>
@@ -4868,24 +2759,6 @@
         </w:rPr>
         <w:t xml:space="preserve"> La era y el lagar no los mantendrán; les fallará el mosto.</w:t>
       </w:r>
-      <w:r>
-        <w:rPr>
-          <w:lang w:val="es_ES" w:bidi="es_ES"/>
-        </w:rPr>
-      </w:r>
-      <w:r>
-        <w:rPr>
-          <w:lang w:val="es_ES" w:bidi="es_ES"/>
-        </w:rPr>
-      </w:r>
-    </w:p>
-    <w:p>
-      <w:pPr/>
-      <w:r>
-        <w:rPr>
-          <w:lang w:val="es_ES" w:bidi="es_ES"/>
-        </w:rPr>
-      </w:r>
     </w:p>
     <w:p>
       <w:pPr/>
@@ -4907,24 +2780,6 @@
         </w:rPr>
         <w:t xml:space="preserve"> No quedarán en la tierra de Jehová, sino que volverá Ephraim á Egipto, y á Asiria, donde comerán vianda inmunda.</w:t>
       </w:r>
-      <w:r>
-        <w:rPr>
-          <w:lang w:val="es_ES" w:bidi="es_ES"/>
-        </w:rPr>
-      </w:r>
-      <w:r>
-        <w:rPr>
-          <w:lang w:val="es_ES" w:bidi="es_ES"/>
-        </w:rPr>
-      </w:r>
-    </w:p>
-    <w:p>
-      <w:pPr/>
-      <w:r>
-        <w:rPr>
-          <w:lang w:val="es_ES" w:bidi="es_ES"/>
-        </w:rPr>
-      </w:r>
     </w:p>
     <w:p>
       <w:pPr/>
@@ -4946,24 +2801,6 @@
         </w:rPr>
         <w:t xml:space="preserve"> No derramarán vino á Jehová, ni él tomará contento en sus sacrificios; como pan de enlutados les serán á ellos: todos los que comieren de él, serán inmundos. Será pues el pan de ellos para sí mismos; no entrará en la casa de Jehová.</w:t>
       </w:r>
-      <w:r>
-        <w:rPr>
-          <w:lang w:val="es_ES" w:bidi="es_ES"/>
-        </w:rPr>
-      </w:r>
-      <w:r>
-        <w:rPr>
-          <w:lang w:val="es_ES" w:bidi="es_ES"/>
-        </w:rPr>
-      </w:r>
-    </w:p>
-    <w:p>
-      <w:pPr/>
-      <w:r>
-        <w:rPr>
-          <w:lang w:val="es_ES" w:bidi="es_ES"/>
-        </w:rPr>
-      </w:r>
     </w:p>
     <w:p>
       <w:pPr/>
@@ -4985,24 +2822,6 @@
         </w:rPr>
         <w:t xml:space="preserve"> ¿Qué haréis el día de la solemnidad, y el día de la fiesta de Jehová?</w:t>
       </w:r>
-      <w:r>
-        <w:rPr>
-          <w:lang w:val="es_ES" w:bidi="es_ES"/>
-        </w:rPr>
-      </w:r>
-      <w:r>
-        <w:rPr>
-          <w:lang w:val="es_ES" w:bidi="es_ES"/>
-        </w:rPr>
-      </w:r>
-    </w:p>
-    <w:p>
-      <w:pPr/>
-      <w:r>
-        <w:rPr>
-          <w:lang w:val="es_ES" w:bidi="es_ES"/>
-        </w:rPr>
-      </w:r>
     </w:p>
     <w:p>
       <w:pPr/>
@@ -5024,24 +2843,6 @@
         </w:rPr>
         <w:t xml:space="preserve"> Porque, he aquí se fueron ellos á causa de la destrucción: Egipto los recogerá, Memphis los enterrará: espino poseerá por heredad lo deseable de su plata, ortiga crecerá en sus moradas.</w:t>
       </w:r>
-      <w:r>
-        <w:rPr>
-          <w:lang w:val="es_ES" w:bidi="es_ES"/>
-        </w:rPr>
-      </w:r>
-      <w:r>
-        <w:rPr>
-          <w:lang w:val="es_ES" w:bidi="es_ES"/>
-        </w:rPr>
-      </w:r>
-    </w:p>
-    <w:p>
-      <w:pPr/>
-      <w:r>
-        <w:rPr>
-          <w:lang w:val="es_ES" w:bidi="es_ES"/>
-        </w:rPr>
-      </w:r>
     </w:p>
     <w:p>
       <w:pPr/>
@@ -5063,24 +2864,6 @@
         </w:rPr>
         <w:t xml:space="preserve"> Vinieron los días de la visitación, vinieron los días de la paga; conocerálo Israel: necio el profeta, insensato el varón de espíritu, á causa de la multitud de tu maldad, y grande odio.</w:t>
       </w:r>
-      <w:r>
-        <w:rPr>
-          <w:lang w:val="es_ES" w:bidi="es_ES"/>
-        </w:rPr>
-      </w:r>
-      <w:r>
-        <w:rPr>
-          <w:lang w:val="es_ES" w:bidi="es_ES"/>
-        </w:rPr>
-      </w:r>
-    </w:p>
-    <w:p>
-      <w:pPr/>
-      <w:r>
-        <w:rPr>
-          <w:lang w:val="es_ES" w:bidi="es_ES"/>
-        </w:rPr>
-      </w:r>
     </w:p>
     <w:p>
       <w:pPr/>
@@ -5102,24 +2885,6 @@
         </w:rPr>
         <w:t xml:space="preserve"> Atalaya es Ephraim para con mi Dios: el profeta es lazo de cazador en todos sus caminos, odio en la casa de su Dios.</w:t>
       </w:r>
-      <w:r>
-        <w:rPr>
-          <w:lang w:val="es_ES" w:bidi="es_ES"/>
-        </w:rPr>
-      </w:r>
-      <w:r>
-        <w:rPr>
-          <w:lang w:val="es_ES" w:bidi="es_ES"/>
-        </w:rPr>
-      </w:r>
-    </w:p>
-    <w:p>
-      <w:pPr/>
-      <w:r>
-        <w:rPr>
-          <w:lang w:val="es_ES" w:bidi="es_ES"/>
-        </w:rPr>
-      </w:r>
     </w:p>
     <w:p>
       <w:pPr/>
@@ -5141,24 +2906,6 @@
         </w:rPr>
         <w:t xml:space="preserve"> Llegaron al profundo, corrompiéronse, como en los días de Gabaa: ahora se acordará de su iniquidad; visitará su pecado.</w:t>
       </w:r>
-      <w:r>
-        <w:rPr>
-          <w:lang w:val="es_ES" w:bidi="es_ES"/>
-        </w:rPr>
-      </w:r>
-      <w:r>
-        <w:rPr>
-          <w:lang w:val="es_ES" w:bidi="es_ES"/>
-        </w:rPr>
-      </w:r>
-    </w:p>
-    <w:p>
-      <w:pPr/>
-      <w:r>
-        <w:rPr>
-          <w:lang w:val="es_ES" w:bidi="es_ES"/>
-        </w:rPr>
-      </w:r>
     </w:p>
     <w:p>
       <w:pPr/>
@@ -5180,24 +2927,6 @@
         </w:rPr>
         <w:t xml:space="preserve"> Como uvas en el desierto hallé á Israel: como la fruta temprana de la higuera en su principio vi á vuestros padres. Ellos entraron á Baal-peor, y se apartaron para vergüenza, é hiciéronse abominables como aquello que amaron.</w:t>
       </w:r>
-      <w:r>
-        <w:rPr>
-          <w:lang w:val="es_ES" w:bidi="es_ES"/>
-        </w:rPr>
-      </w:r>
-      <w:r>
-        <w:rPr>
-          <w:lang w:val="es_ES" w:bidi="es_ES"/>
-        </w:rPr>
-      </w:r>
-    </w:p>
-    <w:p>
-      <w:pPr/>
-      <w:r>
-        <w:rPr>
-          <w:lang w:val="es_ES" w:bidi="es_ES"/>
-        </w:rPr>
-      </w:r>
     </w:p>
     <w:p>
       <w:pPr/>
@@ -5219,24 +2948,6 @@
         </w:rPr>
         <w:t xml:space="preserve"> Ephraim, cual ave volará su gloria desde el nacimiento, aun desde el vientre y desde la concepción.</w:t>
       </w:r>
-      <w:r>
-        <w:rPr>
-          <w:lang w:val="es_ES" w:bidi="es_ES"/>
-        </w:rPr>
-      </w:r>
-      <w:r>
-        <w:rPr>
-          <w:lang w:val="es_ES" w:bidi="es_ES"/>
-        </w:rPr>
-      </w:r>
-    </w:p>
-    <w:p>
-      <w:pPr/>
-      <w:r>
-        <w:rPr>
-          <w:lang w:val="es_ES" w:bidi="es_ES"/>
-        </w:rPr>
-      </w:r>
     </w:p>
     <w:p>
       <w:pPr/>
@@ -5258,24 +2969,6 @@
         </w:rPr>
         <w:t xml:space="preserve"> Y si llegaren á grandes sus hijos, quitarélos de entre los hombres, porque ¡ay de ellos también, cuando de ellos me apartare!</w:t>
       </w:r>
-      <w:r>
-        <w:rPr>
-          <w:lang w:val="es_ES" w:bidi="es_ES"/>
-        </w:rPr>
-      </w:r>
-      <w:r>
-        <w:rPr>
-          <w:lang w:val="es_ES" w:bidi="es_ES"/>
-        </w:rPr>
-      </w:r>
-    </w:p>
-    <w:p>
-      <w:pPr/>
-      <w:r>
-        <w:rPr>
-          <w:lang w:val="es_ES" w:bidi="es_ES"/>
-        </w:rPr>
-      </w:r>
     </w:p>
     <w:p>
       <w:pPr/>
@@ -5297,24 +2990,6 @@
         </w:rPr>
         <w:t xml:space="preserve"> Ephraim, según veo, es semejante á Tiro, asentada en lugar delicioso: mas Ephraim sacará sus hijos al matador.</w:t>
       </w:r>
-      <w:r>
-        <w:rPr>
-          <w:lang w:val="es_ES" w:bidi="es_ES"/>
-        </w:rPr>
-      </w:r>
-      <w:r>
-        <w:rPr>
-          <w:lang w:val="es_ES" w:bidi="es_ES"/>
-        </w:rPr>
-      </w:r>
-    </w:p>
-    <w:p>
-      <w:pPr/>
-      <w:r>
-        <w:rPr>
-          <w:lang w:val="es_ES" w:bidi="es_ES"/>
-        </w:rPr>
-      </w:r>
     </w:p>
     <w:p>
       <w:pPr/>
@@ -5336,24 +3011,6 @@
         </w:rPr>
         <w:t xml:space="preserve"> Dales, oh Jehová, lo que les has de dar: dales matriz expeliente, y enjutos pechos.</w:t>
       </w:r>
-      <w:r>
-        <w:rPr>
-          <w:lang w:val="es_ES" w:bidi="es_ES"/>
-        </w:rPr>
-      </w:r>
-      <w:r>
-        <w:rPr>
-          <w:lang w:val="es_ES" w:bidi="es_ES"/>
-        </w:rPr>
-      </w:r>
-    </w:p>
-    <w:p>
-      <w:pPr/>
-      <w:r>
-        <w:rPr>
-          <w:lang w:val="es_ES" w:bidi="es_ES"/>
-        </w:rPr>
-      </w:r>
     </w:p>
     <w:p>
       <w:pPr/>
@@ -5375,24 +3032,6 @@
         </w:rPr>
         <w:t xml:space="preserve"> Toda la maldad de ellos fué en Gilgal; allí, pues, les tomé aversión: por la malicia de sus obras echarélos de mi casa; no los amaré más; todos sus príncipes son desleales.</w:t>
       </w:r>
-      <w:r>
-        <w:rPr>
-          <w:lang w:val="es_ES" w:bidi="es_ES"/>
-        </w:rPr>
-      </w:r>
-      <w:r>
-        <w:rPr>
-          <w:lang w:val="es_ES" w:bidi="es_ES"/>
-        </w:rPr>
-      </w:r>
-    </w:p>
-    <w:p>
-      <w:pPr/>
-      <w:r>
-        <w:rPr>
-          <w:lang w:val="es_ES" w:bidi="es_ES"/>
-        </w:rPr>
-      </w:r>
     </w:p>
     <w:p>
       <w:pPr/>
@@ -5414,24 +3053,6 @@
         </w:rPr>
         <w:t xml:space="preserve"> Ephraim fué herido, secóse su cepa, no hará más fruto: aunque engendren, yo mataré lo deseable de su vientre.</w:t>
       </w:r>
-      <w:r>
-        <w:rPr>
-          <w:lang w:val="es_ES" w:bidi="es_ES"/>
-        </w:rPr>
-      </w:r>
-      <w:r>
-        <w:rPr>
-          <w:lang w:val="es_ES" w:bidi="es_ES"/>
-        </w:rPr>
-      </w:r>
-    </w:p>
-    <w:p>
-      <w:pPr/>
-      <w:r>
-        <w:rPr>
-          <w:lang w:val="es_ES" w:bidi="es_ES"/>
-        </w:rPr>
-      </w:r>
     </w:p>
     <w:p>
       <w:pPr/>
@@ -5453,24 +3074,6 @@
         </w:rPr>
         <w:t xml:space="preserve"> Mi Dios los desechará, porque ellos no le oyeron; y andarán errantes entre las gentes.</w:t>
       </w:r>
-      <w:r>
-        <w:rPr>
-          <w:lang w:val="es_ES" w:bidi="es_ES"/>
-        </w:rPr>
-      </w:r>
-      <w:r>
-        <w:rPr>
-          <w:lang w:val="es_ES" w:bidi="es_ES"/>
-        </w:rPr>
-      </w:r>
-    </w:p>
-    <w:p>
-      <w:pPr/>
-      <w:r>
-        <w:rPr>
-          <w:lang w:val="es_ES" w:bidi="es_ES"/>
-        </w:rPr>
-      </w:r>
     </w:p>
     <w:p>
       <w:pPr>
@@ -5480,7 +3083,7 @@
         <w:rPr>
           <w:lang w:val="es_ES" w:bidi="es_ES"/>
         </w:rPr>
-        <w:t>Hosea 10:1</w:t>
+        <w:t>Oseas 10:1</w:t>
       </w:r>
       <w:r>
         <w:rPr>
@@ -5508,24 +3111,6 @@
         </w:rPr>
         <w:t xml:space="preserve"> ES Israel una frondosa viña, haciendo fruto para sí: conforme á la multiplicación de su fruto multiplicó altares, conforme á la bondad de su tierra aumentaron sus estatuas.</w:t>
       </w:r>
-      <w:r>
-        <w:rPr>
-          <w:lang w:val="es_ES" w:bidi="es_ES"/>
-        </w:rPr>
-      </w:r>
-      <w:r>
-        <w:rPr>
-          <w:lang w:val="es_ES" w:bidi="es_ES"/>
-        </w:rPr>
-      </w:r>
-    </w:p>
-    <w:p>
-      <w:pPr/>
-      <w:r>
-        <w:rPr>
-          <w:lang w:val="es_ES" w:bidi="es_ES"/>
-        </w:rPr>
-      </w:r>
     </w:p>
     <w:p>
       <w:pPr/>
@@ -5547,24 +3132,6 @@
         </w:rPr>
         <w:t xml:space="preserve"> Dividióse su corazón. Ahora serán hallados culpables: él quebrantará sus altares, asolará sus estatuas.</w:t>
       </w:r>
-      <w:r>
-        <w:rPr>
-          <w:lang w:val="es_ES" w:bidi="es_ES"/>
-        </w:rPr>
-      </w:r>
-      <w:r>
-        <w:rPr>
-          <w:lang w:val="es_ES" w:bidi="es_ES"/>
-        </w:rPr>
-      </w:r>
-    </w:p>
-    <w:p>
-      <w:pPr/>
-      <w:r>
-        <w:rPr>
-          <w:lang w:val="es_ES" w:bidi="es_ES"/>
-        </w:rPr>
-      </w:r>
     </w:p>
     <w:p>
       <w:pPr/>
@@ -5586,24 +3153,6 @@
         </w:rPr>
         <w:t xml:space="preserve"> Porque dirán ahora: No tenemos rey, porque no temimos á Jehová: ¿y qué haría el rey por nosotros?</w:t>
       </w:r>
-      <w:r>
-        <w:rPr>
-          <w:lang w:val="es_ES" w:bidi="es_ES"/>
-        </w:rPr>
-      </w:r>
-      <w:r>
-        <w:rPr>
-          <w:lang w:val="es_ES" w:bidi="es_ES"/>
-        </w:rPr>
-      </w:r>
-    </w:p>
-    <w:p>
-      <w:pPr/>
-      <w:r>
-        <w:rPr>
-          <w:lang w:val="es_ES" w:bidi="es_ES"/>
-        </w:rPr>
-      </w:r>
     </w:p>
     <w:p>
       <w:pPr/>
@@ -5625,24 +3174,6 @@
         </w:rPr>
         <w:t xml:space="preserve"> Han hablado palabras jurando en vano al hacer alianza: por tanto, el juicio florecerá como ajenjo en los surcos del campo.</w:t>
       </w:r>
-      <w:r>
-        <w:rPr>
-          <w:lang w:val="es_ES" w:bidi="es_ES"/>
-        </w:rPr>
-      </w:r>
-      <w:r>
-        <w:rPr>
-          <w:lang w:val="es_ES" w:bidi="es_ES"/>
-        </w:rPr>
-      </w:r>
-    </w:p>
-    <w:p>
-      <w:pPr/>
-      <w:r>
-        <w:rPr>
-          <w:lang w:val="es_ES" w:bidi="es_ES"/>
-        </w:rPr>
-      </w:r>
     </w:p>
     <w:p>
       <w:pPr/>
@@ -5664,24 +3195,6 @@
         </w:rPr>
         <w:t xml:space="preserve"> Por las becerras de Beth-aven serán atemorizados los moradores de Samaria: porque su pueblo lamentará á causa del becerro, y sus sacerdotes que en él se regocijaban por su gloria, la cual será disipada.</w:t>
       </w:r>
-      <w:r>
-        <w:rPr>
-          <w:lang w:val="es_ES" w:bidi="es_ES"/>
-        </w:rPr>
-      </w:r>
-      <w:r>
-        <w:rPr>
-          <w:lang w:val="es_ES" w:bidi="es_ES"/>
-        </w:rPr>
-      </w:r>
-    </w:p>
-    <w:p>
-      <w:pPr/>
-      <w:r>
-        <w:rPr>
-          <w:lang w:val="es_ES" w:bidi="es_ES"/>
-        </w:rPr>
-      </w:r>
     </w:p>
     <w:p>
       <w:pPr/>
@@ -5703,24 +3216,6 @@
         </w:rPr>
         <w:t xml:space="preserve"> Y aun será él llevado á Asiria en presente al rey Jareb: Ephraim será avergonzado, é Israel será confuso de su consejo.</w:t>
       </w:r>
-      <w:r>
-        <w:rPr>
-          <w:lang w:val="es_ES" w:bidi="es_ES"/>
-        </w:rPr>
-      </w:r>
-      <w:r>
-        <w:rPr>
-          <w:lang w:val="es_ES" w:bidi="es_ES"/>
-        </w:rPr>
-      </w:r>
-    </w:p>
-    <w:p>
-      <w:pPr/>
-      <w:r>
-        <w:rPr>
-          <w:lang w:val="es_ES" w:bidi="es_ES"/>
-        </w:rPr>
-      </w:r>
     </w:p>
     <w:p>
       <w:pPr/>
@@ -5742,24 +3237,6 @@
         </w:rPr>
         <w:t xml:space="preserve"> De Samaria fué cortado su rey como la espuma sobre la superficie de las aguas.</w:t>
       </w:r>
-      <w:r>
-        <w:rPr>
-          <w:lang w:val="es_ES" w:bidi="es_ES"/>
-        </w:rPr>
-      </w:r>
-      <w:r>
-        <w:rPr>
-          <w:lang w:val="es_ES" w:bidi="es_ES"/>
-        </w:rPr>
-      </w:r>
-    </w:p>
-    <w:p>
-      <w:pPr/>
-      <w:r>
-        <w:rPr>
-          <w:lang w:val="es_ES" w:bidi="es_ES"/>
-        </w:rPr>
-      </w:r>
     </w:p>
     <w:p>
       <w:pPr/>
@@ -5781,24 +3258,6 @@
         </w:rPr>
         <w:t xml:space="preserve"> Y los altares de Avén serán destruídos, el pecado de Israel; crecerá sobre sus altares espino y cardo. Y dirán á los montes: Cubridnos; y á los collados: Caed sobre nosotros.</w:t>
       </w:r>
-      <w:r>
-        <w:rPr>
-          <w:lang w:val="es_ES" w:bidi="es_ES"/>
-        </w:rPr>
-      </w:r>
-      <w:r>
-        <w:rPr>
-          <w:lang w:val="es_ES" w:bidi="es_ES"/>
-        </w:rPr>
-      </w:r>
-    </w:p>
-    <w:p>
-      <w:pPr/>
-      <w:r>
-        <w:rPr>
-          <w:lang w:val="es_ES" w:bidi="es_ES"/>
-        </w:rPr>
-      </w:r>
     </w:p>
     <w:p>
       <w:pPr/>
@@ -5820,24 +3279,6 @@
         </w:rPr>
         <w:t xml:space="preserve"> Desde los días de Gabaa has pecado, oh Israel: allí estuvieron: no los tomó la batalla en Gabaa contra los inicuos.</w:t>
       </w:r>
-      <w:r>
-        <w:rPr>
-          <w:lang w:val="es_ES" w:bidi="es_ES"/>
-        </w:rPr>
-      </w:r>
-      <w:r>
-        <w:rPr>
-          <w:lang w:val="es_ES" w:bidi="es_ES"/>
-        </w:rPr>
-      </w:r>
-    </w:p>
-    <w:p>
-      <w:pPr/>
-      <w:r>
-        <w:rPr>
-          <w:lang w:val="es_ES" w:bidi="es_ES"/>
-        </w:rPr>
-      </w:r>
     </w:p>
     <w:p>
       <w:pPr/>
@@ -5859,24 +3300,6 @@
         </w:rPr>
         <w:t xml:space="preserve"> Y los castigaré como deseo: y pueblos se juntarán sobre ellos cuando serán atados en sus dos surcos.</w:t>
       </w:r>
-      <w:r>
-        <w:rPr>
-          <w:lang w:val="es_ES" w:bidi="es_ES"/>
-        </w:rPr>
-      </w:r>
-      <w:r>
-        <w:rPr>
-          <w:lang w:val="es_ES" w:bidi="es_ES"/>
-        </w:rPr>
-      </w:r>
-    </w:p>
-    <w:p>
-      <w:pPr/>
-      <w:r>
-        <w:rPr>
-          <w:lang w:val="es_ES" w:bidi="es_ES"/>
-        </w:rPr>
-      </w:r>
     </w:p>
     <w:p>
       <w:pPr/>
@@ -5898,24 +3321,6 @@
         </w:rPr>
         <w:t xml:space="preserve"> Ephraim es becerra domada, amadora del trillar; mas yo pasaré sobre su lozana cerviz: yo haré llevar yugo á Ephraim; arará Judá, quebrará sus terrones Jacob.</w:t>
       </w:r>
-      <w:r>
-        <w:rPr>
-          <w:lang w:val="es_ES" w:bidi="es_ES"/>
-        </w:rPr>
-      </w:r>
-      <w:r>
-        <w:rPr>
-          <w:lang w:val="es_ES" w:bidi="es_ES"/>
-        </w:rPr>
-      </w:r>
-    </w:p>
-    <w:p>
-      <w:pPr/>
-      <w:r>
-        <w:rPr>
-          <w:lang w:val="es_ES" w:bidi="es_ES"/>
-        </w:rPr>
-      </w:r>
     </w:p>
     <w:p>
       <w:pPr/>
@@ -5937,24 +3342,6 @@
         </w:rPr>
         <w:t xml:space="preserve"> Sembrad para vosotros en justicia, segad para vosotros en misericordia; arad para vosotros barbecho: porque es el tiempo de buscar á Jehová, hasta que venga y os enseñe justicia.</w:t>
       </w:r>
-      <w:r>
-        <w:rPr>
-          <w:lang w:val="es_ES" w:bidi="es_ES"/>
-        </w:rPr>
-      </w:r>
-      <w:r>
-        <w:rPr>
-          <w:lang w:val="es_ES" w:bidi="es_ES"/>
-        </w:rPr>
-      </w:r>
-    </w:p>
-    <w:p>
-      <w:pPr/>
-      <w:r>
-        <w:rPr>
-          <w:lang w:val="es_ES" w:bidi="es_ES"/>
-        </w:rPr>
-      </w:r>
     </w:p>
     <w:p>
       <w:pPr/>
@@ -5976,24 +3363,6 @@
         </w:rPr>
         <w:t xml:space="preserve"> Habéis arado impiedad, segasteis iniquidad: comeréis fruto de mentira: porque confiaste en tu camino, en la multitud de tus fuertes.</w:t>
       </w:r>
-      <w:r>
-        <w:rPr>
-          <w:lang w:val="es_ES" w:bidi="es_ES"/>
-        </w:rPr>
-      </w:r>
-      <w:r>
-        <w:rPr>
-          <w:lang w:val="es_ES" w:bidi="es_ES"/>
-        </w:rPr>
-      </w:r>
-    </w:p>
-    <w:p>
-      <w:pPr/>
-      <w:r>
-        <w:rPr>
-          <w:lang w:val="es_ES" w:bidi="es_ES"/>
-        </w:rPr>
-      </w:r>
     </w:p>
     <w:p>
       <w:pPr/>
@@ -6015,24 +3384,6 @@
         </w:rPr>
         <w:t xml:space="preserve"> Por tanto, en tus pueblos se levantará alboroto, y todas tus fortalezas serán destruídas, como destruyó Salmán á Beth-arbel el día de la batalla: la madre fué arrojada sobre los hijos.</w:t>
       </w:r>
-      <w:r>
-        <w:rPr>
-          <w:lang w:val="es_ES" w:bidi="es_ES"/>
-        </w:rPr>
-      </w:r>
-      <w:r>
-        <w:rPr>
-          <w:lang w:val="es_ES" w:bidi="es_ES"/>
-        </w:rPr>
-      </w:r>
-    </w:p>
-    <w:p>
-      <w:pPr/>
-      <w:r>
-        <w:rPr>
-          <w:lang w:val="es_ES" w:bidi="es_ES"/>
-        </w:rPr>
-      </w:r>
     </w:p>
     <w:p>
       <w:pPr/>
@@ -6054,24 +3405,6 @@
         </w:rPr>
         <w:t xml:space="preserve"> Así hará á vosotros Beth-el por la maldad de vuestra maldad: en la mañana será del todo cortado el rey de Israel.</w:t>
       </w:r>
-      <w:r>
-        <w:rPr>
-          <w:lang w:val="es_ES" w:bidi="es_ES"/>
-        </w:rPr>
-      </w:r>
-      <w:r>
-        <w:rPr>
-          <w:lang w:val="es_ES" w:bidi="es_ES"/>
-        </w:rPr>
-      </w:r>
-    </w:p>
-    <w:p>
-      <w:pPr/>
-      <w:r>
-        <w:rPr>
-          <w:lang w:val="es_ES" w:bidi="es_ES"/>
-        </w:rPr>
-      </w:r>
     </w:p>
     <w:p>
       <w:pPr>
@@ -6081,7 +3414,7 @@
         <w:rPr>
           <w:lang w:val="es_ES" w:bidi="es_ES"/>
         </w:rPr>
-        <w:t>Hosea 11:1</w:t>
+        <w:t>Oseas 11:1</w:t>
       </w:r>
       <w:r>
         <w:rPr>
@@ -6109,24 +3442,6 @@
         </w:rPr>
         <w:t xml:space="preserve"> CUANDO Israel era muchacho, yo lo amé, y de Egipto llamé á mi hijo.</w:t>
       </w:r>
-      <w:r>
-        <w:rPr>
-          <w:lang w:val="es_ES" w:bidi="es_ES"/>
-        </w:rPr>
-      </w:r>
-      <w:r>
-        <w:rPr>
-          <w:lang w:val="es_ES" w:bidi="es_ES"/>
-        </w:rPr>
-      </w:r>
-    </w:p>
-    <w:p>
-      <w:pPr/>
-      <w:r>
-        <w:rPr>
-          <w:lang w:val="es_ES" w:bidi="es_ES"/>
-        </w:rPr>
-      </w:r>
     </w:p>
     <w:p>
       <w:pPr/>
@@ -6148,24 +3463,6 @@
         </w:rPr>
         <w:t xml:space="preserve"> Como los llamaban, así ellos se iban de su presencia; á los Baales sacrificaban, y á las esculturas ofrecían sahumerios.</w:t>
       </w:r>
-      <w:r>
-        <w:rPr>
-          <w:lang w:val="es_ES" w:bidi="es_ES"/>
-        </w:rPr>
-      </w:r>
-      <w:r>
-        <w:rPr>
-          <w:lang w:val="es_ES" w:bidi="es_ES"/>
-        </w:rPr>
-      </w:r>
-    </w:p>
-    <w:p>
-      <w:pPr/>
-      <w:r>
-        <w:rPr>
-          <w:lang w:val="es_ES" w:bidi="es_ES"/>
-        </w:rPr>
-      </w:r>
     </w:p>
     <w:p>
       <w:pPr/>
@@ -6187,24 +3484,6 @@
         </w:rPr>
         <w:t xml:space="preserve"> Yo con todo eso guiaba en pies al mismo Ephraim, tomándolos de sus brazos; y no conocieron que yo los cuidaba.</w:t>
       </w:r>
-      <w:r>
-        <w:rPr>
-          <w:lang w:val="es_ES" w:bidi="es_ES"/>
-        </w:rPr>
-      </w:r>
-      <w:r>
-        <w:rPr>
-          <w:lang w:val="es_ES" w:bidi="es_ES"/>
-        </w:rPr>
-      </w:r>
-    </w:p>
-    <w:p>
-      <w:pPr/>
-      <w:r>
-        <w:rPr>
-          <w:lang w:val="es_ES" w:bidi="es_ES"/>
-        </w:rPr>
-      </w:r>
     </w:p>
     <w:p>
       <w:pPr/>
@@ -6226,24 +3505,6 @@
         </w:rPr>
         <w:t xml:space="preserve"> Con cuerdas humanas los traje, con cuerdas de amor: y fuí para ellos como los que alzan el yugo de sobre sus mejillas, y llegué hacia él la comida.</w:t>
       </w:r>
-      <w:r>
-        <w:rPr>
-          <w:lang w:val="es_ES" w:bidi="es_ES"/>
-        </w:rPr>
-      </w:r>
-      <w:r>
-        <w:rPr>
-          <w:lang w:val="es_ES" w:bidi="es_ES"/>
-        </w:rPr>
-      </w:r>
-    </w:p>
-    <w:p>
-      <w:pPr/>
-      <w:r>
-        <w:rPr>
-          <w:lang w:val="es_ES" w:bidi="es_ES"/>
-        </w:rPr>
-      </w:r>
     </w:p>
     <w:p>
       <w:pPr/>
@@ -6265,24 +3526,6 @@
         </w:rPr>
         <w:t xml:space="preserve"> No tornará á tierra de Egipto, antes el mismo Assur será su rey, porque no se quisieron convertir.</w:t>
       </w:r>
-      <w:r>
-        <w:rPr>
-          <w:lang w:val="es_ES" w:bidi="es_ES"/>
-        </w:rPr>
-      </w:r>
-      <w:r>
-        <w:rPr>
-          <w:lang w:val="es_ES" w:bidi="es_ES"/>
-        </w:rPr>
-      </w:r>
-    </w:p>
-    <w:p>
-      <w:pPr/>
-      <w:r>
-        <w:rPr>
-          <w:lang w:val="es_ES" w:bidi="es_ES"/>
-        </w:rPr>
-      </w:r>
     </w:p>
     <w:p>
       <w:pPr/>
@@ -6304,24 +3547,6 @@
         </w:rPr>
         <w:t xml:space="preserve"> Y caerá espada sobre sus ciudades, y consumirá sus aldeas; consumirálas á causa de sus consejos.</w:t>
       </w:r>
-      <w:r>
-        <w:rPr>
-          <w:lang w:val="es_ES" w:bidi="es_ES"/>
-        </w:rPr>
-      </w:r>
-      <w:r>
-        <w:rPr>
-          <w:lang w:val="es_ES" w:bidi="es_ES"/>
-        </w:rPr>
-      </w:r>
-    </w:p>
-    <w:p>
-      <w:pPr/>
-      <w:r>
-        <w:rPr>
-          <w:lang w:val="es_ES" w:bidi="es_ES"/>
-        </w:rPr>
-      </w:r>
     </w:p>
     <w:p>
       <w:pPr/>
@@ -6341,25 +3566,7 @@
         <w:rPr>
           <w:lang w:val="es_ES" w:bidi="es_ES"/>
         </w:rPr>
-        <w:t xml:space="preserve"> Entre tanto, está mi pueblo adherido á la rebelión contra mí: aunque lo llaman al Altísimo, ninguno absolutamente quiere ensalzar le.</w:t>
-      </w:r>
-      <w:r>
-        <w:rPr>
-          <w:lang w:val="es_ES" w:bidi="es_ES"/>
-        </w:rPr>
-      </w:r>
-      <w:r>
-        <w:rPr>
-          <w:lang w:val="es_ES" w:bidi="es_ES"/>
-        </w:rPr>
-      </w:r>
-    </w:p>
-    <w:p>
-      <w:pPr/>
-      <w:r>
-        <w:rPr>
-          <w:lang w:val="es_ES" w:bidi="es_ES"/>
-        </w:rPr>
+        <w:t xml:space="preserve"> Entre tanto, está mi pueblo adherido á la rebelión contra mí: aunque lo llaman al Altísimo, ninguno absolutamente quiere ensalzarle.</w:t>
       </w:r>
     </w:p>
     <w:p>
@@ -6382,24 +3589,6 @@
         </w:rPr>
         <w:t xml:space="preserve"> ¿Cómo tengo de dejarte, oh Ehpraim? ¿he de entregarte yo, Israel? ¿cómo podré yo hacerte como Adma, ni ponerte como á Zeboim? Mi corazón se revuelve dentro de mí, inflámanse todas mis conmiseraciones.</w:t>
       </w:r>
-      <w:r>
-        <w:rPr>
-          <w:lang w:val="es_ES" w:bidi="es_ES"/>
-        </w:rPr>
-      </w:r>
-      <w:r>
-        <w:rPr>
-          <w:lang w:val="es_ES" w:bidi="es_ES"/>
-        </w:rPr>
-      </w:r>
-    </w:p>
-    <w:p>
-      <w:pPr/>
-      <w:r>
-        <w:rPr>
-          <w:lang w:val="es_ES" w:bidi="es_ES"/>
-        </w:rPr>
-      </w:r>
     </w:p>
     <w:p>
       <w:pPr/>
@@ -6421,24 +3610,6 @@
         </w:rPr>
         <w:t xml:space="preserve"> No ejecutaré el furor de mi ira, no volveré para destruir á Ephraim: porque Dios soy, y no hombre; el Santo en medio de ti: y no entraré en la ciudad.</w:t>
       </w:r>
-      <w:r>
-        <w:rPr>
-          <w:lang w:val="es_ES" w:bidi="es_ES"/>
-        </w:rPr>
-      </w:r>
-      <w:r>
-        <w:rPr>
-          <w:lang w:val="es_ES" w:bidi="es_ES"/>
-        </w:rPr>
-      </w:r>
-    </w:p>
-    <w:p>
-      <w:pPr/>
-      <w:r>
-        <w:rPr>
-          <w:lang w:val="es_ES" w:bidi="es_ES"/>
-        </w:rPr>
-      </w:r>
     </w:p>
     <w:p>
       <w:pPr/>
@@ -6460,24 +3631,6 @@
         </w:rPr>
         <w:t xml:space="preserve"> En pos de Jehová caminarán: él bramará como león: cual león rugirá él de cierto, y los hijos se moverán azorados del occidente.</w:t>
       </w:r>
-      <w:r>
-        <w:rPr>
-          <w:lang w:val="es_ES" w:bidi="es_ES"/>
-        </w:rPr>
-      </w:r>
-      <w:r>
-        <w:rPr>
-          <w:lang w:val="es_ES" w:bidi="es_ES"/>
-        </w:rPr>
-      </w:r>
-    </w:p>
-    <w:p>
-      <w:pPr/>
-      <w:r>
-        <w:rPr>
-          <w:lang w:val="es_ES" w:bidi="es_ES"/>
-        </w:rPr>
-      </w:r>
     </w:p>
     <w:p>
       <w:pPr/>
@@ -6499,24 +3652,6 @@
         </w:rPr>
         <w:t xml:space="preserve"> Como ave se moverán velozmente de Egipto, y de la tierra de Asiria como paloma; y pondrélos en sus casas, dice Jehová.</w:t>
       </w:r>
-      <w:r>
-        <w:rPr>
-          <w:lang w:val="es_ES" w:bidi="es_ES"/>
-        </w:rPr>
-      </w:r>
-      <w:r>
-        <w:rPr>
-          <w:lang w:val="es_ES" w:bidi="es_ES"/>
-        </w:rPr>
-      </w:r>
-    </w:p>
-    <w:p>
-      <w:pPr/>
-      <w:r>
-        <w:rPr>
-          <w:lang w:val="es_ES" w:bidi="es_ES"/>
-        </w:rPr>
-      </w:r>
     </w:p>
     <w:p>
       <w:pPr>
@@ -6526,7 +3661,7 @@
         <w:rPr>
           <w:lang w:val="es_ES" w:bidi="es_ES"/>
         </w:rPr>
-        <w:t>Hosea 12:1</w:t>
+        <w:t>Oseas 12:1</w:t>
       </w:r>
       <w:r>
         <w:rPr>
@@ -6554,24 +3689,6 @@
         </w:rPr>
         <w:t xml:space="preserve"> CERCÓME Ephraim con mentira, y la casa de Israel con engaño: mas Judá aun domina con Dios, y es fiel con los santos.</w:t>
       </w:r>
-      <w:r>
-        <w:rPr>
-          <w:lang w:val="es_ES" w:bidi="es_ES"/>
-        </w:rPr>
-      </w:r>
-      <w:r>
-        <w:rPr>
-          <w:lang w:val="es_ES" w:bidi="es_ES"/>
-        </w:rPr>
-      </w:r>
-    </w:p>
-    <w:p>
-      <w:pPr/>
-      <w:r>
-        <w:rPr>
-          <w:lang w:val="es_ES" w:bidi="es_ES"/>
-        </w:rPr>
-      </w:r>
     </w:p>
     <w:p>
       <w:pPr/>
@@ -6593,24 +3710,6 @@
         </w:rPr>
         <w:t xml:space="preserve"> Ephraim se apacienta del viento, y sigue al solano: mentira y destrucción aumenta continuamente; porque hicieron alianza con los Asirios, y aceite se lleva á Egipto.</w:t>
       </w:r>
-      <w:r>
-        <w:rPr>
-          <w:lang w:val="es_ES" w:bidi="es_ES"/>
-        </w:rPr>
-      </w:r>
-      <w:r>
-        <w:rPr>
-          <w:lang w:val="es_ES" w:bidi="es_ES"/>
-        </w:rPr>
-      </w:r>
-    </w:p>
-    <w:p>
-      <w:pPr/>
-      <w:r>
-        <w:rPr>
-          <w:lang w:val="es_ES" w:bidi="es_ES"/>
-        </w:rPr>
-      </w:r>
     </w:p>
     <w:p>
       <w:pPr/>
@@ -6632,24 +3731,6 @@
         </w:rPr>
         <w:t xml:space="preserve"> Pleito tiene Jehová con Judá para visitar á Jacob conforme á sus caminos: pagarále conforme á sus obras.</w:t>
       </w:r>
-      <w:r>
-        <w:rPr>
-          <w:lang w:val="es_ES" w:bidi="es_ES"/>
-        </w:rPr>
-      </w:r>
-      <w:r>
-        <w:rPr>
-          <w:lang w:val="es_ES" w:bidi="es_ES"/>
-        </w:rPr>
-      </w:r>
-    </w:p>
-    <w:p>
-      <w:pPr/>
-      <w:r>
-        <w:rPr>
-          <w:lang w:val="es_ES" w:bidi="es_ES"/>
-        </w:rPr>
-      </w:r>
     </w:p>
     <w:p>
       <w:pPr/>
@@ -6671,24 +3752,6 @@
         </w:rPr>
         <w:t xml:space="preserve"> En el vientre tomó por el calcañar á su hermano, y con su fortaleza venció al ángel.</w:t>
       </w:r>
-      <w:r>
-        <w:rPr>
-          <w:lang w:val="es_ES" w:bidi="es_ES"/>
-        </w:rPr>
-      </w:r>
-      <w:r>
-        <w:rPr>
-          <w:lang w:val="es_ES" w:bidi="es_ES"/>
-        </w:rPr>
-      </w:r>
-    </w:p>
-    <w:p>
-      <w:pPr/>
-      <w:r>
-        <w:rPr>
-          <w:lang w:val="es_ES" w:bidi="es_ES"/>
-        </w:rPr>
-      </w:r>
     </w:p>
     <w:p>
       <w:pPr/>
@@ -6710,24 +3773,6 @@
         </w:rPr>
         <w:t xml:space="preserve"> Venció al ángel, y prevaleció; lloró, y rogóle: en Beth-el le halló, y allí habló con nosotros.</w:t>
       </w:r>
-      <w:r>
-        <w:rPr>
-          <w:lang w:val="es_ES" w:bidi="es_ES"/>
-        </w:rPr>
-      </w:r>
-      <w:r>
-        <w:rPr>
-          <w:lang w:val="es_ES" w:bidi="es_ES"/>
-        </w:rPr>
-      </w:r>
-    </w:p>
-    <w:p>
-      <w:pPr/>
-      <w:r>
-        <w:rPr>
-          <w:lang w:val="es_ES" w:bidi="es_ES"/>
-        </w:rPr>
-      </w:r>
     </w:p>
     <w:p>
       <w:pPr/>
@@ -6749,24 +3794,6 @@
         </w:rPr>
         <w:t xml:space="preserve"> Mas Jehová es Dios de los ejércitos: Jehová es su memorial.</w:t>
       </w:r>
-      <w:r>
-        <w:rPr>
-          <w:lang w:val="es_ES" w:bidi="es_ES"/>
-        </w:rPr>
-      </w:r>
-      <w:r>
-        <w:rPr>
-          <w:lang w:val="es_ES" w:bidi="es_ES"/>
-        </w:rPr>
-      </w:r>
-    </w:p>
-    <w:p>
-      <w:pPr/>
-      <w:r>
-        <w:rPr>
-          <w:lang w:val="es_ES" w:bidi="es_ES"/>
-        </w:rPr>
-      </w:r>
     </w:p>
     <w:p>
       <w:pPr/>
@@ -6788,24 +3815,6 @@
         </w:rPr>
         <w:t xml:space="preserve"> Tú pues, conviértete á tu Dios: guarda misericordia y juicio, y en tu Dios espera siempre.</w:t>
       </w:r>
-      <w:r>
-        <w:rPr>
-          <w:lang w:val="es_ES" w:bidi="es_ES"/>
-        </w:rPr>
-      </w:r>
-      <w:r>
-        <w:rPr>
-          <w:lang w:val="es_ES" w:bidi="es_ES"/>
-        </w:rPr>
-      </w:r>
-    </w:p>
-    <w:p>
-      <w:pPr/>
-      <w:r>
-        <w:rPr>
-          <w:lang w:val="es_ES" w:bidi="es_ES"/>
-        </w:rPr>
-      </w:r>
     </w:p>
     <w:p>
       <w:pPr/>
@@ -6827,24 +3836,6 @@
         </w:rPr>
         <w:t xml:space="preserve"> Es mercader que tiene en su mano peso falso, amador de opresión.</w:t>
       </w:r>
-      <w:r>
-        <w:rPr>
-          <w:lang w:val="es_ES" w:bidi="es_ES"/>
-        </w:rPr>
-      </w:r>
-      <w:r>
-        <w:rPr>
-          <w:lang w:val="es_ES" w:bidi="es_ES"/>
-        </w:rPr>
-      </w:r>
-    </w:p>
-    <w:p>
-      <w:pPr/>
-      <w:r>
-        <w:rPr>
-          <w:lang w:val="es_ES" w:bidi="es_ES"/>
-        </w:rPr>
-      </w:r>
     </w:p>
     <w:p>
       <w:pPr/>
@@ -6866,24 +3857,6 @@
         </w:rPr>
         <w:t xml:space="preserve"> Y dijo Ephraim: Ciertamente yo he enriquecido, hallado he riquezas para mí: nadie hallará en mí iniquidad, ni pecado en todos mis trabajos.</w:t>
       </w:r>
-      <w:r>
-        <w:rPr>
-          <w:lang w:val="es_ES" w:bidi="es_ES"/>
-        </w:rPr>
-      </w:r>
-      <w:r>
-        <w:rPr>
-          <w:lang w:val="es_ES" w:bidi="es_ES"/>
-        </w:rPr>
-      </w:r>
-    </w:p>
-    <w:p>
-      <w:pPr/>
-      <w:r>
-        <w:rPr>
-          <w:lang w:val="es_ES" w:bidi="es_ES"/>
-        </w:rPr>
-      </w:r>
     </w:p>
     <w:p>
       <w:pPr/>
@@ -6905,24 +3878,6 @@
         </w:rPr>
         <w:t xml:space="preserve"> Empero yo soy Jehová tu Dios desde la tierra de Egipto: aun te haré morar en tiendas, como en los días de la fiesta.</w:t>
       </w:r>
-      <w:r>
-        <w:rPr>
-          <w:lang w:val="es_ES" w:bidi="es_ES"/>
-        </w:rPr>
-      </w:r>
-      <w:r>
-        <w:rPr>
-          <w:lang w:val="es_ES" w:bidi="es_ES"/>
-        </w:rPr>
-      </w:r>
-    </w:p>
-    <w:p>
-      <w:pPr/>
-      <w:r>
-        <w:rPr>
-          <w:lang w:val="es_ES" w:bidi="es_ES"/>
-        </w:rPr>
-      </w:r>
     </w:p>
     <w:p>
       <w:pPr/>
@@ -6944,24 +3899,6 @@
         </w:rPr>
         <w:t xml:space="preserve"> Y hablado he á los profetas, y yo aumenté la profecía, y por mano de los profetas puse semejanzas.</w:t>
       </w:r>
-      <w:r>
-        <w:rPr>
-          <w:lang w:val="es_ES" w:bidi="es_ES"/>
-        </w:rPr>
-      </w:r>
-      <w:r>
-        <w:rPr>
-          <w:lang w:val="es_ES" w:bidi="es_ES"/>
-        </w:rPr>
-      </w:r>
-    </w:p>
-    <w:p>
-      <w:pPr/>
-      <w:r>
-        <w:rPr>
-          <w:lang w:val="es_ES" w:bidi="es_ES"/>
-        </w:rPr>
-      </w:r>
     </w:p>
     <w:p>
       <w:pPr/>
@@ -6983,24 +3920,6 @@
         </w:rPr>
         <w:t xml:space="preserve"> ¿Es Galaad iniquidad? Ciertamente vanidad han sido: en Gilgal sacrificaron bueyes: y aun son sus altares como montones en los surcos del campo.</w:t>
       </w:r>
-      <w:r>
-        <w:rPr>
-          <w:lang w:val="es_ES" w:bidi="es_ES"/>
-        </w:rPr>
-      </w:r>
-      <w:r>
-        <w:rPr>
-          <w:lang w:val="es_ES" w:bidi="es_ES"/>
-        </w:rPr>
-      </w:r>
-    </w:p>
-    <w:p>
-      <w:pPr/>
-      <w:r>
-        <w:rPr>
-          <w:lang w:val="es_ES" w:bidi="es_ES"/>
-        </w:rPr>
-      </w:r>
     </w:p>
     <w:p>
       <w:pPr/>
@@ -7022,24 +3941,6 @@
         </w:rPr>
         <w:t xml:space="preserve"> Mas Jacob huyó á tierra de Aram, y sirvió Israel por mujer, y por mujer fué pastor.</w:t>
       </w:r>
-      <w:r>
-        <w:rPr>
-          <w:lang w:val="es_ES" w:bidi="es_ES"/>
-        </w:rPr>
-      </w:r>
-      <w:r>
-        <w:rPr>
-          <w:lang w:val="es_ES" w:bidi="es_ES"/>
-        </w:rPr>
-      </w:r>
-    </w:p>
-    <w:p>
-      <w:pPr/>
-      <w:r>
-        <w:rPr>
-          <w:lang w:val="es_ES" w:bidi="es_ES"/>
-        </w:rPr>
-      </w:r>
     </w:p>
     <w:p>
       <w:pPr/>
@@ -7061,24 +3962,6 @@
         </w:rPr>
         <w:t xml:space="preserve"> Y por profeta hizo subir Jehová á Israel de Egipto, y por profeta fué guardado. Enojado ha Ephraim á Dios con amarguras; por tanto, sus sangres se derramarán sobre él, y su Señor le pagará su oprobio.</w:t>
       </w:r>
-      <w:r>
-        <w:rPr>
-          <w:lang w:val="es_ES" w:bidi="es_ES"/>
-        </w:rPr>
-      </w:r>
-      <w:r>
-        <w:rPr>
-          <w:lang w:val="es_ES" w:bidi="es_ES"/>
-        </w:rPr>
-      </w:r>
-    </w:p>
-    <w:p>
-      <w:pPr/>
-      <w:r>
-        <w:rPr>
-          <w:lang w:val="es_ES" w:bidi="es_ES"/>
-        </w:rPr>
-      </w:r>
     </w:p>
     <w:p>
       <w:pPr>
@@ -7088,7 +3971,7 @@
         <w:rPr>
           <w:lang w:val="es_ES" w:bidi="es_ES"/>
         </w:rPr>
-        <w:t>Hosea 13:1</w:t>
+        <w:t>Oseas 13:1</w:t>
       </w:r>
       <w:r>
         <w:rPr>
@@ -7116,24 +3999,6 @@
         </w:rPr>
         <w:t xml:space="preserve"> CUANDO Ephraim hablaba, hubo temor; fué ensalzado en Israel; mas pecó en Baal, y murió.</w:t>
       </w:r>
-      <w:r>
-        <w:rPr>
-          <w:lang w:val="es_ES" w:bidi="es_ES"/>
-        </w:rPr>
-      </w:r>
-      <w:r>
-        <w:rPr>
-          <w:lang w:val="es_ES" w:bidi="es_ES"/>
-        </w:rPr>
-      </w:r>
-    </w:p>
-    <w:p>
-      <w:pPr/>
-      <w:r>
-        <w:rPr>
-          <w:lang w:val="es_ES" w:bidi="es_ES"/>
-        </w:rPr>
-      </w:r>
     </w:p>
     <w:p>
       <w:pPr/>
@@ -7155,24 +4020,6 @@
         </w:rPr>
         <w:t xml:space="preserve"> Y ahora añadieron á su pecado, y de su plata se han hecho según su entendimiento, estatuas de fundición, ídolos, toda obra de artífices; acerca de los cuales dicen á los hombres que sacrifican, que besen los becerros.</w:t>
       </w:r>
-      <w:r>
-        <w:rPr>
-          <w:lang w:val="es_ES" w:bidi="es_ES"/>
-        </w:rPr>
-      </w:r>
-      <w:r>
-        <w:rPr>
-          <w:lang w:val="es_ES" w:bidi="es_ES"/>
-        </w:rPr>
-      </w:r>
-    </w:p>
-    <w:p>
-      <w:pPr/>
-      <w:r>
-        <w:rPr>
-          <w:lang w:val="es_ES" w:bidi="es_ES"/>
-        </w:rPr>
-      </w:r>
     </w:p>
     <w:p>
       <w:pPr/>
@@ -7194,24 +4041,6 @@
         </w:rPr>
         <w:t xml:space="preserve"> Por tanto serán como la niebla de la mañana, y como el rocío de la madrugada que se pasa; como el tamo que la tempestad arroja de la era, y como el humo que de la chimenea sale.</w:t>
       </w:r>
-      <w:r>
-        <w:rPr>
-          <w:lang w:val="es_ES" w:bidi="es_ES"/>
-        </w:rPr>
-      </w:r>
-      <w:r>
-        <w:rPr>
-          <w:lang w:val="es_ES" w:bidi="es_ES"/>
-        </w:rPr>
-      </w:r>
-    </w:p>
-    <w:p>
-      <w:pPr/>
-      <w:r>
-        <w:rPr>
-          <w:lang w:val="es_ES" w:bidi="es_ES"/>
-        </w:rPr>
-      </w:r>
     </w:p>
     <w:p>
       <w:pPr/>
@@ -7233,24 +4062,6 @@
         </w:rPr>
         <w:t xml:space="preserve"> Mas yo soy Jehová tu Dios desde la tierra de Egipto: no conocerás pues Dios fuera de mí, ni otro Salvador sino á mí.</w:t>
       </w:r>
-      <w:r>
-        <w:rPr>
-          <w:lang w:val="es_ES" w:bidi="es_ES"/>
-        </w:rPr>
-      </w:r>
-      <w:r>
-        <w:rPr>
-          <w:lang w:val="es_ES" w:bidi="es_ES"/>
-        </w:rPr>
-      </w:r>
-    </w:p>
-    <w:p>
-      <w:pPr/>
-      <w:r>
-        <w:rPr>
-          <w:lang w:val="es_ES" w:bidi="es_ES"/>
-        </w:rPr>
-      </w:r>
     </w:p>
     <w:p>
       <w:pPr/>
@@ -7272,24 +4083,6 @@
         </w:rPr>
         <w:t xml:space="preserve"> Yo te conocí en el desierto, en tierra seca.</w:t>
       </w:r>
-      <w:r>
-        <w:rPr>
-          <w:lang w:val="es_ES" w:bidi="es_ES"/>
-        </w:rPr>
-      </w:r>
-      <w:r>
-        <w:rPr>
-          <w:lang w:val="es_ES" w:bidi="es_ES"/>
-        </w:rPr>
-      </w:r>
-    </w:p>
-    <w:p>
-      <w:pPr/>
-      <w:r>
-        <w:rPr>
-          <w:lang w:val="es_ES" w:bidi="es_ES"/>
-        </w:rPr>
-      </w:r>
     </w:p>
     <w:p>
       <w:pPr/>
@@ -7311,24 +4104,6 @@
         </w:rPr>
         <w:t xml:space="preserve"> En sus pastos se hartaron, hartáronse, y ensoberbecióse su corazón: por esta causa se olvidaron de mí.</w:t>
       </w:r>
-      <w:r>
-        <w:rPr>
-          <w:lang w:val="es_ES" w:bidi="es_ES"/>
-        </w:rPr>
-      </w:r>
-      <w:r>
-        <w:rPr>
-          <w:lang w:val="es_ES" w:bidi="es_ES"/>
-        </w:rPr>
-      </w:r>
-    </w:p>
-    <w:p>
-      <w:pPr/>
-      <w:r>
-        <w:rPr>
-          <w:lang w:val="es_ES" w:bidi="es_ES"/>
-        </w:rPr>
-      </w:r>
     </w:p>
     <w:p>
       <w:pPr/>
@@ -7350,24 +4125,6 @@
         </w:rPr>
         <w:t xml:space="preserve"> Por tanto, yo seré para ellos como león; como un leopardo en el camino los espiaré.</w:t>
       </w:r>
-      <w:r>
-        <w:rPr>
-          <w:lang w:val="es_ES" w:bidi="es_ES"/>
-        </w:rPr>
-      </w:r>
-      <w:r>
-        <w:rPr>
-          <w:lang w:val="es_ES" w:bidi="es_ES"/>
-        </w:rPr>
-      </w:r>
-    </w:p>
-    <w:p>
-      <w:pPr/>
-      <w:r>
-        <w:rPr>
-          <w:lang w:val="es_ES" w:bidi="es_ES"/>
-        </w:rPr>
-      </w:r>
     </w:p>
     <w:p>
       <w:pPr/>
@@ -7389,24 +4146,6 @@
         </w:rPr>
         <w:t xml:space="preserve"> Como oso que ha perdido los hijos los encontraré, y romperé las telas de su corazón, y allí los devoraré como león: bestia del campo los despedazará.</w:t>
       </w:r>
-      <w:r>
-        <w:rPr>
-          <w:lang w:val="es_ES" w:bidi="es_ES"/>
-        </w:rPr>
-      </w:r>
-      <w:r>
-        <w:rPr>
-          <w:lang w:val="es_ES" w:bidi="es_ES"/>
-        </w:rPr>
-      </w:r>
-    </w:p>
-    <w:p>
-      <w:pPr/>
-      <w:r>
-        <w:rPr>
-          <w:lang w:val="es_ES" w:bidi="es_ES"/>
-        </w:rPr>
-      </w:r>
     </w:p>
     <w:p>
       <w:pPr/>
@@ -7428,24 +4167,6 @@
         </w:rPr>
         <w:t xml:space="preserve"> Te perdiste, oh Israel, mas en mí está tu ayuda.</w:t>
       </w:r>
-      <w:r>
-        <w:rPr>
-          <w:lang w:val="es_ES" w:bidi="es_ES"/>
-        </w:rPr>
-      </w:r>
-      <w:r>
-        <w:rPr>
-          <w:lang w:val="es_ES" w:bidi="es_ES"/>
-        </w:rPr>
-      </w:r>
-    </w:p>
-    <w:p>
-      <w:pPr/>
-      <w:r>
-        <w:rPr>
-          <w:lang w:val="es_ES" w:bidi="es_ES"/>
-        </w:rPr>
-      </w:r>
     </w:p>
     <w:p>
       <w:pPr/>
@@ -7467,24 +4188,6 @@
         </w:rPr>
         <w:t xml:space="preserve"> ¿Dónde está tu rey, para que te guarde con todas tus ciudades? ¿y tus jueces, de los cuales dijiste: Dame rey y príncipes?</w:t>
       </w:r>
-      <w:r>
-        <w:rPr>
-          <w:lang w:val="es_ES" w:bidi="es_ES"/>
-        </w:rPr>
-      </w:r>
-      <w:r>
-        <w:rPr>
-          <w:lang w:val="es_ES" w:bidi="es_ES"/>
-        </w:rPr>
-      </w:r>
-    </w:p>
-    <w:p>
-      <w:pPr/>
-      <w:r>
-        <w:rPr>
-          <w:lang w:val="es_ES" w:bidi="es_ES"/>
-        </w:rPr>
-      </w:r>
     </w:p>
     <w:p>
       <w:pPr/>
@@ -7506,24 +4209,6 @@
         </w:rPr>
         <w:t xml:space="preserve"> Díte rey en mi furor, y quitélo en mi ira.</w:t>
       </w:r>
-      <w:r>
-        <w:rPr>
-          <w:lang w:val="es_ES" w:bidi="es_ES"/>
-        </w:rPr>
-      </w:r>
-      <w:r>
-        <w:rPr>
-          <w:lang w:val="es_ES" w:bidi="es_ES"/>
-        </w:rPr>
-      </w:r>
-    </w:p>
-    <w:p>
-      <w:pPr/>
-      <w:r>
-        <w:rPr>
-          <w:lang w:val="es_ES" w:bidi="es_ES"/>
-        </w:rPr>
-      </w:r>
     </w:p>
     <w:p>
       <w:pPr/>
@@ -7545,24 +4230,6 @@
         </w:rPr>
         <w:t xml:space="preserve"> Atada está la maldad de Ephraim; su pecado está guardado.</w:t>
       </w:r>
-      <w:r>
-        <w:rPr>
-          <w:lang w:val="es_ES" w:bidi="es_ES"/>
-        </w:rPr>
-      </w:r>
-      <w:r>
-        <w:rPr>
-          <w:lang w:val="es_ES" w:bidi="es_ES"/>
-        </w:rPr>
-      </w:r>
-    </w:p>
-    <w:p>
-      <w:pPr/>
-      <w:r>
-        <w:rPr>
-          <w:lang w:val="es_ES" w:bidi="es_ES"/>
-        </w:rPr>
-      </w:r>
     </w:p>
     <w:p>
       <w:pPr/>
@@ -7584,24 +4251,6 @@
         </w:rPr>
         <w:t xml:space="preserve"> Dolores de mujer de parto le vendrán: es un hijo ignorante, que de otra manera no estuviera tanto tiempo en el rompimiento de los hijos.</w:t>
       </w:r>
-      <w:r>
-        <w:rPr>
-          <w:lang w:val="es_ES" w:bidi="es_ES"/>
-        </w:rPr>
-      </w:r>
-      <w:r>
-        <w:rPr>
-          <w:lang w:val="es_ES" w:bidi="es_ES"/>
-        </w:rPr>
-      </w:r>
-    </w:p>
-    <w:p>
-      <w:pPr/>
-      <w:r>
-        <w:rPr>
-          <w:lang w:val="es_ES" w:bidi="es_ES"/>
-        </w:rPr>
-      </w:r>
     </w:p>
     <w:p>
       <w:pPr/>
@@ -7623,24 +4272,6 @@
         </w:rPr>
         <w:t xml:space="preserve"> De la mano del sepulcro los redimiré, librarélos de la muerte. Oh muerte, yo seré tu muerte; y seré tu destrucción, oh sepulcro; arrepentimiento será escondido de mis ojos.</w:t>
       </w:r>
-      <w:r>
-        <w:rPr>
-          <w:lang w:val="es_ES" w:bidi="es_ES"/>
-        </w:rPr>
-      </w:r>
-      <w:r>
-        <w:rPr>
-          <w:lang w:val="es_ES" w:bidi="es_ES"/>
-        </w:rPr>
-      </w:r>
-    </w:p>
-    <w:p>
-      <w:pPr/>
-      <w:r>
-        <w:rPr>
-          <w:lang w:val="es_ES" w:bidi="es_ES"/>
-        </w:rPr>
-      </w:r>
     </w:p>
     <w:p>
       <w:pPr/>
@@ -7662,24 +4293,6 @@
         </w:rPr>
         <w:t xml:space="preserve"> Aunque él fructificará entre los hermanos, vendrá el solano, viento de Jehová, subiendo de la parte del desierto, y secarse ha su vena, y secaráse su manadero: él saqueará el tesoro de todas las preciosas alhajas.</w:t>
       </w:r>
-      <w:r>
-        <w:rPr>
-          <w:lang w:val="es_ES" w:bidi="es_ES"/>
-        </w:rPr>
-      </w:r>
-      <w:r>
-        <w:rPr>
-          <w:lang w:val="es_ES" w:bidi="es_ES"/>
-        </w:rPr>
-      </w:r>
-    </w:p>
-    <w:p>
-      <w:pPr/>
-      <w:r>
-        <w:rPr>
-          <w:lang w:val="es_ES" w:bidi="es_ES"/>
-        </w:rPr>
-      </w:r>
     </w:p>
     <w:p>
       <w:pPr/>
@@ -7701,24 +4314,6 @@
         </w:rPr>
         <w:t xml:space="preserve"> Samaria será asolada, porque se rebeló contra su Dios: caerán á cuchillo: sus niños serán estrellados, y sus preñadas serán abiertas.</w:t>
       </w:r>
-      <w:r>
-        <w:rPr>
-          <w:lang w:val="es_ES" w:bidi="es_ES"/>
-        </w:rPr>
-      </w:r>
-      <w:r>
-        <w:rPr>
-          <w:lang w:val="es_ES" w:bidi="es_ES"/>
-        </w:rPr>
-      </w:r>
-    </w:p>
-    <w:p>
-      <w:pPr/>
-      <w:r>
-        <w:rPr>
-          <w:lang w:val="es_ES" w:bidi="es_ES"/>
-        </w:rPr>
-      </w:r>
     </w:p>
     <w:p>
       <w:pPr>
@@ -7728,7 +4323,7 @@
         <w:rPr>
           <w:lang w:val="es_ES" w:bidi="es_ES"/>
         </w:rPr>
-        <w:t>Hosea 14:1</w:t>
+        <w:t>Oseas 14:1</w:t>
       </w:r>
       <w:r>
         <w:rPr>
@@ -7756,24 +4351,6 @@
         </w:rPr>
         <w:t xml:space="preserve"> CONVIÉRTETE, oh Israel, á Jehová tu Dios: porque por tu pecado has caído.</w:t>
       </w:r>
-      <w:r>
-        <w:rPr>
-          <w:lang w:val="es_ES" w:bidi="es_ES"/>
-        </w:rPr>
-      </w:r>
-      <w:r>
-        <w:rPr>
-          <w:lang w:val="es_ES" w:bidi="es_ES"/>
-        </w:rPr>
-      </w:r>
-    </w:p>
-    <w:p>
-      <w:pPr/>
-      <w:r>
-        <w:rPr>
-          <w:lang w:val="es_ES" w:bidi="es_ES"/>
-        </w:rPr>
-      </w:r>
     </w:p>
     <w:p>
       <w:pPr/>
@@ -7795,24 +4372,6 @@
         </w:rPr>
         <w:t xml:space="preserve"> Tomad con vosotros palabras, y convertíos á Jehová, y decidle: Quita toda iniquidad, y acepta el bien, y daremos becerros de nuestros labios.</w:t>
       </w:r>
-      <w:r>
-        <w:rPr>
-          <w:lang w:val="es_ES" w:bidi="es_ES"/>
-        </w:rPr>
-      </w:r>
-      <w:r>
-        <w:rPr>
-          <w:lang w:val="es_ES" w:bidi="es_ES"/>
-        </w:rPr>
-      </w:r>
-    </w:p>
-    <w:p>
-      <w:pPr/>
-      <w:r>
-        <w:rPr>
-          <w:lang w:val="es_ES" w:bidi="es_ES"/>
-        </w:rPr>
-      </w:r>
     </w:p>
     <w:p>
       <w:pPr/>
@@ -7834,24 +4393,6 @@
         </w:rPr>
         <w:t xml:space="preserve"> No nos librará Assur; no subiremos sobre caballos, ni nunca más diremos á la obra de nuestras manos: Dioses nuestros: porque en ti el huérfano alcanzará misericordia.</w:t>
       </w:r>
-      <w:r>
-        <w:rPr>
-          <w:lang w:val="es_ES" w:bidi="es_ES"/>
-        </w:rPr>
-      </w:r>
-      <w:r>
-        <w:rPr>
-          <w:lang w:val="es_ES" w:bidi="es_ES"/>
-        </w:rPr>
-      </w:r>
-    </w:p>
-    <w:p>
-      <w:pPr/>
-      <w:r>
-        <w:rPr>
-          <w:lang w:val="es_ES" w:bidi="es_ES"/>
-        </w:rPr>
-      </w:r>
     </w:p>
     <w:p>
       <w:pPr/>
@@ -7873,24 +4414,6 @@
         </w:rPr>
         <w:t xml:space="preserve"> Yo medicinaré su rebelión, amarélos de voluntad: porque mi furor se apartó de ellos.</w:t>
       </w:r>
-      <w:r>
-        <w:rPr>
-          <w:lang w:val="es_ES" w:bidi="es_ES"/>
-        </w:rPr>
-      </w:r>
-      <w:r>
-        <w:rPr>
-          <w:lang w:val="es_ES" w:bidi="es_ES"/>
-        </w:rPr>
-      </w:r>
-    </w:p>
-    <w:p>
-      <w:pPr/>
-      <w:r>
-        <w:rPr>
-          <w:lang w:val="es_ES" w:bidi="es_ES"/>
-        </w:rPr>
-      </w:r>
     </w:p>
     <w:p>
       <w:pPr/>
@@ -7912,24 +4435,6 @@
         </w:rPr>
         <w:t xml:space="preserve"> Yo seré á Israel como rocío; él florecerá como lirio, y extenderá sus raíces como el Líbano.</w:t>
       </w:r>
-      <w:r>
-        <w:rPr>
-          <w:lang w:val="es_ES" w:bidi="es_ES"/>
-        </w:rPr>
-      </w:r>
-      <w:r>
-        <w:rPr>
-          <w:lang w:val="es_ES" w:bidi="es_ES"/>
-        </w:rPr>
-      </w:r>
-    </w:p>
-    <w:p>
-      <w:pPr/>
-      <w:r>
-        <w:rPr>
-          <w:lang w:val="es_ES" w:bidi="es_ES"/>
-        </w:rPr>
-      </w:r>
     </w:p>
     <w:p>
       <w:pPr/>
@@ -7951,24 +4456,6 @@
         </w:rPr>
         <w:t xml:space="preserve"> Extenderse han sus ramos, y será su gloria como la de la oliva, y olerá como el Líbano.</w:t>
       </w:r>
-      <w:r>
-        <w:rPr>
-          <w:lang w:val="es_ES" w:bidi="es_ES"/>
-        </w:rPr>
-      </w:r>
-      <w:r>
-        <w:rPr>
-          <w:lang w:val="es_ES" w:bidi="es_ES"/>
-        </w:rPr>
-      </w:r>
-    </w:p>
-    <w:p>
-      <w:pPr/>
-      <w:r>
-        <w:rPr>
-          <w:lang w:val="es_ES" w:bidi="es_ES"/>
-        </w:rPr>
-      </w:r>
     </w:p>
     <w:p>
       <w:pPr/>
@@ -7990,24 +4477,6 @@
         </w:rPr>
         <w:t xml:space="preserve"> Volverán, y se sentarán bajo de su sombra: serán vivificados como trigo, y florecerán como la vid: su olor, como de vino del Líbano.</w:t>
       </w:r>
-      <w:r>
-        <w:rPr>
-          <w:lang w:val="es_ES" w:bidi="es_ES"/>
-        </w:rPr>
-      </w:r>
-      <w:r>
-        <w:rPr>
-          <w:lang w:val="es_ES" w:bidi="es_ES"/>
-        </w:rPr>
-      </w:r>
-    </w:p>
-    <w:p>
-      <w:pPr/>
-      <w:r>
-        <w:rPr>
-          <w:lang w:val="es_ES" w:bidi="es_ES"/>
-        </w:rPr>
-      </w:r>
     </w:p>
     <w:p>
       <w:pPr/>
@@ -8029,24 +4498,6 @@
         </w:rPr>
         <w:t xml:space="preserve"> Ephraim dirá: ¿Qué más tendré ya con los ídolos? Yo lo oiré, y miraré; yo seré á él como la haya verde: de mí será hallado tu fruto.</w:t>
       </w:r>
-      <w:r>
-        <w:rPr>
-          <w:lang w:val="es_ES" w:bidi="es_ES"/>
-        </w:rPr>
-      </w:r>
-      <w:r>
-        <w:rPr>
-          <w:lang w:val="es_ES" w:bidi="es_ES"/>
-        </w:rPr>
-      </w:r>
-    </w:p>
-    <w:p>
-      <w:pPr/>
-      <w:r>
-        <w:rPr>
-          <w:lang w:val="es_ES" w:bidi="es_ES"/>
-        </w:rPr>
-      </w:r>
     </w:p>
     <w:p>
       <w:pPr/>
@@ -8067,16 +4518,6 @@
           <w:lang w:val="es_ES" w:bidi="es_ES"/>
         </w:rPr>
         <w:t xml:space="preserve"> ¿Quién es sabio para que entienda esto, y prudente para que lo sepa? Porque los caminos de Jehová son derechos, y los justos andarán por ellos: mas los rebeldes en ellos caerán.</w:t>
-      </w:r>
-      <w:r>
-        <w:rPr>
-          <w:lang w:val="es_ES" w:bidi="es_ES"/>
-        </w:rPr>
-      </w:r>
-      <w:r>
-        <w:rPr>
-          <w:lang w:val="es_ES" w:bidi="es_ES"/>
-        </w:rPr>
       </w:r>
     </w:p>
     <w:sectPr>
